--- a/Python_and_Bash_Imran_Documentation.docx
+++ b/Python_and_Bash_Imran_Documentation.docx
@@ -72,8 +72,28 @@
           <w:szCs w:val="20"/>
           <w:highlight w:val="yellow"/>
         </w:rPr>
-        <w:t>Objective</w:t>
-      </w:r>
+        <w:t>Objective:</w:t>
+      </w:r>
+      <w:r>
+        <w:rPr>
+          <w:rFonts w:ascii="Calibri" w:hAnsi="Calibri" w:cs="Calibri"/>
+          <w:sz w:val="20"/>
+          <w:szCs w:val="20"/>
+        </w:rPr>
+        <w:br/>
+        <w:t>Create a Python program that accepts a student's marks and assigns a grade based on the given grading criteria.</w:t>
+      </w:r>
+    </w:p>
+    <w:p>
+      <w:pPr>
+        <w:rPr>
+          <w:rFonts w:ascii="Calibri" w:hAnsi="Calibri" w:cs="Calibri"/>
+          <w:color w:val="FFFFFF" w:themeColor="background1"/>
+          <w:sz w:val="20"/>
+          <w:szCs w:val="20"/>
+          <w:highlight w:val="black"/>
+        </w:rPr>
+      </w:pPr>
       <w:r>
         <w:rPr>
           <w:rFonts w:ascii="Calibri" w:hAnsi="Calibri" w:cs="Calibri"/>
@@ -82,48 +102,366 @@
           <w:sz w:val="20"/>
           <w:szCs w:val="20"/>
           <w:highlight w:val="yellow"/>
-        </w:rPr>
-        <w:t>:</w:t>
-      </w:r>
-      <w:r>
-        <w:rPr>
-          <w:rFonts w:ascii="Calibri" w:hAnsi="Calibri" w:cs="Calibri"/>
-          <w:sz w:val="20"/>
-          <w:szCs w:val="20"/>
-        </w:rPr>
-        <w:br/>
-      </w:r>
-      <w:r>
-        <w:rPr>
-          <w:rFonts w:ascii="Calibri" w:hAnsi="Calibri" w:cs="Calibri"/>
-          <w:sz w:val="20"/>
-          <w:szCs w:val="20"/>
-        </w:rPr>
-        <w:t>Create a Python program that accepts a student's marks and assigns a grade based on the given grading criteria.</w:t>
-      </w:r>
-    </w:p>
-    <w:p>
-      <w:pPr>
-        <w:rPr>
-          <w:rFonts w:ascii="Calibri" w:hAnsi="Calibri" w:cs="Calibri"/>
-          <w:color w:val="FFFFFF" w:themeColor="background1"/>
-          <w:sz w:val="20"/>
-          <w:szCs w:val="20"/>
-          <w:highlight w:val="black"/>
-        </w:rPr>
-      </w:pPr>
-      <w:r>
-        <w:rPr>
-          <w:rFonts w:ascii="Calibri" w:hAnsi="Calibri" w:cs="Calibri"/>
-          <w:b/>
-          <w:bCs/>
+          <w:u w:val="single"/>
+        </w:rPr>
+        <w:t>Code:</w:t>
+      </w:r>
+      <w:r>
+        <w:rPr>
+          <w:rFonts w:ascii="Calibri" w:hAnsi="Calibri" w:cs="Calibri"/>
+          <w:sz w:val="20"/>
+          <w:szCs w:val="20"/>
+        </w:rPr>
+        <w:br/>
+      </w:r>
+      <w:r>
+        <w:rPr>
+          <w:rFonts w:ascii="Calibri" w:hAnsi="Calibri" w:cs="Calibri"/>
+          <w:color w:val="FFFFFF" w:themeColor="background1"/>
+          <w:sz w:val="20"/>
+          <w:szCs w:val="20"/>
+          <w:highlight w:val="black"/>
+        </w:rPr>
+        <w:t xml:space="preserve">marks = </w:t>
+      </w:r>
+      <w:proofErr w:type="gramStart"/>
+      <w:r>
+        <w:rPr>
+          <w:rFonts w:ascii="Calibri" w:hAnsi="Calibri" w:cs="Calibri"/>
+          <w:color w:val="FFFFFF" w:themeColor="background1"/>
+          <w:sz w:val="20"/>
+          <w:szCs w:val="20"/>
+          <w:highlight w:val="black"/>
+        </w:rPr>
+        <w:t>int(input(</w:t>
+      </w:r>
+      <w:proofErr w:type="gramEnd"/>
+      <w:r>
+        <w:rPr>
+          <w:rFonts w:ascii="Calibri" w:hAnsi="Calibri" w:cs="Calibri"/>
+          <w:color w:val="FFFFFF" w:themeColor="background1"/>
+          <w:sz w:val="20"/>
+          <w:szCs w:val="20"/>
+          <w:highlight w:val="black"/>
+        </w:rPr>
+        <w:t>"Enter your marks: "))</w:t>
+      </w:r>
+    </w:p>
+    <w:p>
+      <w:pPr>
+        <w:rPr>
+          <w:rFonts w:ascii="Calibri" w:hAnsi="Calibri" w:cs="Calibri"/>
+          <w:color w:val="FFFFFF" w:themeColor="background1"/>
+          <w:sz w:val="20"/>
+          <w:szCs w:val="20"/>
+          <w:highlight w:val="black"/>
+        </w:rPr>
+      </w:pPr>
+      <w:r>
+        <w:rPr>
+          <w:rFonts w:ascii="Calibri" w:hAnsi="Calibri" w:cs="Calibri"/>
+          <w:color w:val="FFFFFF" w:themeColor="background1"/>
+          <w:sz w:val="20"/>
+          <w:szCs w:val="20"/>
+          <w:highlight w:val="black"/>
+        </w:rPr>
+        <w:t>if marks &gt;= 90:</w:t>
+      </w:r>
+      <w:r>
+        <w:rPr>
+          <w:rFonts w:ascii="Calibri" w:hAnsi="Calibri" w:cs="Calibri"/>
+          <w:color w:val="FFFFFF" w:themeColor="background1"/>
+          <w:sz w:val="20"/>
+          <w:szCs w:val="20"/>
+          <w:highlight w:val="black"/>
+        </w:rPr>
+        <w:br/>
+      </w:r>
+      <w:r>
+        <w:rPr>
+          <w:rFonts w:ascii="Calibri" w:hAnsi="Calibri" w:cs="Calibri"/>
+          <w:color w:val="FFFFFF" w:themeColor="background1"/>
+          <w:sz w:val="20"/>
+          <w:szCs w:val="20"/>
+          <w:highlight w:val="black"/>
+        </w:rPr>
+        <w:t xml:space="preserve">    grade = '</w:t>
+      </w:r>
+      <w:proofErr w:type="spellStart"/>
+      <w:r>
+        <w:rPr>
+          <w:rFonts w:ascii="Calibri" w:hAnsi="Calibri" w:cs="Calibri"/>
+          <w:color w:val="FFFFFF" w:themeColor="background1"/>
+          <w:sz w:val="20"/>
+          <w:szCs w:val="20"/>
+          <w:highlight w:val="black"/>
+        </w:rPr>
+        <w:t>A'elif</w:t>
+      </w:r>
+      <w:proofErr w:type="spellEnd"/>
+      <w:r>
+        <w:rPr>
+          <w:rFonts w:ascii="Calibri" w:hAnsi="Calibri" w:cs="Calibri"/>
+          <w:color w:val="FFFFFF" w:themeColor="background1"/>
+          <w:sz w:val="20"/>
+          <w:szCs w:val="20"/>
+          <w:highlight w:val="black"/>
+        </w:rPr>
+        <w:t xml:space="preserve"> marks &gt;= 80:</w:t>
+      </w:r>
+    </w:p>
+    <w:p>
+      <w:pPr>
+        <w:rPr>
+          <w:rFonts w:ascii="Calibri" w:hAnsi="Calibri" w:cs="Calibri"/>
+          <w:color w:val="FFFFFF" w:themeColor="background1"/>
+          <w:sz w:val="20"/>
+          <w:szCs w:val="20"/>
+          <w:highlight w:val="black"/>
+        </w:rPr>
+      </w:pPr>
+      <w:r>
+        <w:rPr>
+          <w:rFonts w:ascii="Calibri" w:hAnsi="Calibri" w:cs="Calibri"/>
+          <w:color w:val="FFFFFF" w:themeColor="background1"/>
+          <w:sz w:val="20"/>
+          <w:szCs w:val="20"/>
+          <w:highlight w:val="black"/>
+        </w:rPr>
+        <w:t xml:space="preserve">    grade = 'B'</w:t>
+      </w:r>
+      <w:r>
+        <w:rPr>
+          <w:rFonts w:ascii="Calibri" w:hAnsi="Calibri" w:cs="Calibri"/>
+          <w:color w:val="FFFFFF" w:themeColor="background1"/>
+          <w:sz w:val="20"/>
+          <w:szCs w:val="20"/>
+          <w:highlight w:val="black"/>
+        </w:rPr>
+        <w:br/>
+      </w:r>
+      <w:proofErr w:type="spellStart"/>
+      <w:r>
+        <w:rPr>
+          <w:rFonts w:ascii="Calibri" w:hAnsi="Calibri" w:cs="Calibri"/>
+          <w:color w:val="FFFFFF" w:themeColor="background1"/>
+          <w:sz w:val="20"/>
+          <w:szCs w:val="20"/>
+          <w:highlight w:val="black"/>
+        </w:rPr>
+        <w:t>elif</w:t>
+      </w:r>
+      <w:proofErr w:type="spellEnd"/>
+      <w:r>
+        <w:rPr>
+          <w:rFonts w:ascii="Calibri" w:hAnsi="Calibri" w:cs="Calibri"/>
+          <w:color w:val="FFFFFF" w:themeColor="background1"/>
+          <w:sz w:val="20"/>
+          <w:szCs w:val="20"/>
+          <w:highlight w:val="black"/>
+        </w:rPr>
+        <w:t xml:space="preserve"> marks &gt;= 70:</w:t>
+      </w:r>
+    </w:p>
+    <w:p>
+      <w:pPr>
+        <w:rPr>
+          <w:rFonts w:ascii="Calibri" w:hAnsi="Calibri" w:cs="Calibri"/>
+          <w:color w:val="FFFFFF" w:themeColor="background1"/>
+          <w:sz w:val="20"/>
+          <w:szCs w:val="20"/>
+          <w:highlight w:val="black"/>
+        </w:rPr>
+      </w:pPr>
+      <w:r>
+        <w:rPr>
+          <w:rFonts w:ascii="Calibri" w:hAnsi="Calibri" w:cs="Calibri"/>
+          <w:color w:val="FFFFFF" w:themeColor="background1"/>
+          <w:sz w:val="20"/>
+          <w:szCs w:val="20"/>
+          <w:highlight w:val="black"/>
+        </w:rPr>
+        <w:t xml:space="preserve">    grade = 'C'</w:t>
+      </w:r>
+      <w:r>
+        <w:rPr>
+          <w:rFonts w:ascii="Calibri" w:hAnsi="Calibri" w:cs="Calibri"/>
+          <w:color w:val="FFFFFF" w:themeColor="background1"/>
+          <w:sz w:val="20"/>
+          <w:szCs w:val="20"/>
+          <w:highlight w:val="black"/>
+        </w:rPr>
+        <w:br/>
+      </w:r>
+      <w:proofErr w:type="spellStart"/>
+      <w:r>
+        <w:rPr>
+          <w:rFonts w:ascii="Calibri" w:hAnsi="Calibri" w:cs="Calibri"/>
+          <w:color w:val="FFFFFF" w:themeColor="background1"/>
+          <w:sz w:val="20"/>
+          <w:szCs w:val="20"/>
+          <w:highlight w:val="black"/>
+        </w:rPr>
+        <w:t>elif</w:t>
+      </w:r>
+      <w:proofErr w:type="spellEnd"/>
+      <w:r>
+        <w:rPr>
+          <w:rFonts w:ascii="Calibri" w:hAnsi="Calibri" w:cs="Calibri"/>
+          <w:color w:val="FFFFFF" w:themeColor="background1"/>
+          <w:sz w:val="20"/>
+          <w:szCs w:val="20"/>
+          <w:highlight w:val="black"/>
+        </w:rPr>
+        <w:t xml:space="preserve"> marks &gt;= 60:</w:t>
+      </w:r>
+    </w:p>
+    <w:p>
+      <w:pPr>
+        <w:rPr>
+          <w:rFonts w:ascii="Calibri" w:hAnsi="Calibri" w:cs="Calibri"/>
+          <w:color w:val="FFFFFF" w:themeColor="background1"/>
+          <w:sz w:val="20"/>
+          <w:szCs w:val="20"/>
+          <w:highlight w:val="black"/>
+        </w:rPr>
+      </w:pPr>
+      <w:r>
+        <w:rPr>
+          <w:rFonts w:ascii="Calibri" w:hAnsi="Calibri" w:cs="Calibri"/>
+          <w:color w:val="FFFFFF" w:themeColor="background1"/>
+          <w:sz w:val="20"/>
+          <w:szCs w:val="20"/>
+          <w:highlight w:val="black"/>
+        </w:rPr>
+        <w:t xml:space="preserve">    grade = 'D'</w:t>
+      </w:r>
+      <w:r>
+        <w:rPr>
+          <w:rFonts w:ascii="Calibri" w:hAnsi="Calibri" w:cs="Calibri"/>
+          <w:color w:val="FFFFFF" w:themeColor="background1"/>
+          <w:sz w:val="20"/>
+          <w:szCs w:val="20"/>
+          <w:highlight w:val="black"/>
+        </w:rPr>
+        <w:br/>
+      </w:r>
+      <w:r>
+        <w:rPr>
+          <w:rFonts w:ascii="Calibri" w:hAnsi="Calibri" w:cs="Calibri"/>
+          <w:color w:val="FFFFFF" w:themeColor="background1"/>
+          <w:sz w:val="20"/>
+          <w:szCs w:val="20"/>
+          <w:highlight w:val="black"/>
+        </w:rPr>
+        <w:t>else:</w:t>
+      </w:r>
+    </w:p>
+    <w:p>
+      <w:pPr>
+        <w:rPr>
+          <w:rFonts w:ascii="Calibri" w:hAnsi="Calibri" w:cs="Calibri"/>
+          <w:color w:val="FFFFFF" w:themeColor="background1"/>
+          <w:sz w:val="20"/>
+          <w:szCs w:val="20"/>
+          <w:highlight w:val="black"/>
+        </w:rPr>
+      </w:pPr>
+      <w:r>
+        <w:rPr>
+          <w:rFonts w:ascii="Calibri" w:hAnsi="Calibri" w:cs="Calibri"/>
+          <w:color w:val="FFFFFF" w:themeColor="background1"/>
+          <w:sz w:val="20"/>
+          <w:szCs w:val="20"/>
+          <w:highlight w:val="black"/>
+        </w:rPr>
+        <w:t xml:space="preserve">    grade = 'F'</w:t>
+      </w:r>
+      <w:r>
+        <w:rPr>
+          <w:rFonts w:ascii="Calibri" w:hAnsi="Calibri" w:cs="Calibri"/>
+          <w:color w:val="FFFFFF" w:themeColor="background1"/>
+          <w:sz w:val="20"/>
+          <w:szCs w:val="20"/>
+          <w:highlight w:val="black"/>
+        </w:rPr>
+        <w:br/>
+      </w:r>
+      <w:proofErr w:type="gramStart"/>
+      <w:r>
+        <w:rPr>
+          <w:rFonts w:ascii="Calibri" w:hAnsi="Calibri" w:cs="Calibri"/>
+          <w:color w:val="FFFFFF" w:themeColor="background1"/>
+          <w:sz w:val="20"/>
+          <w:szCs w:val="20"/>
+          <w:highlight w:val="black"/>
+        </w:rPr>
+        <w:t>print(</w:t>
+      </w:r>
+      <w:proofErr w:type="gramEnd"/>
+      <w:r>
+        <w:rPr>
+          <w:rFonts w:ascii="Calibri" w:hAnsi="Calibri" w:cs="Calibri"/>
+          <w:color w:val="FFFFFF" w:themeColor="background1"/>
+          <w:sz w:val="20"/>
+          <w:szCs w:val="20"/>
+          <w:highlight w:val="black"/>
+        </w:rPr>
+        <w:t>"Your grade is: " + grade)</w:t>
+      </w:r>
+      <w:r>
+        <w:rPr>
+          <w:rFonts w:ascii="Calibri" w:hAnsi="Calibri" w:cs="Calibri"/>
+          <w:sz w:val="20"/>
+          <w:szCs w:val="20"/>
+        </w:rPr>
+        <w:br/>
+      </w:r>
+      <w:r>
+        <w:rPr>
+          <w:rFonts w:ascii="Calibri" w:hAnsi="Calibri" w:cs="Calibri"/>
+          <w:sz w:val="20"/>
+          <w:szCs w:val="20"/>
+        </w:rPr>
+        <w:br/>
+      </w:r>
+      <w:r>
+        <w:rPr>
+          <w:rFonts w:ascii="Calibri" w:hAnsi="Calibri" w:cs="Calibri"/>
           <w:sz w:val="20"/>
           <w:szCs w:val="20"/>
           <w:highlight w:val="yellow"/>
           <w:u w:val="single"/>
         </w:rPr>
-        <w:t>Code</w:t>
-      </w:r>
+        <w:t>Command used:</w:t>
+      </w:r>
+      <w:r>
+        <w:rPr>
+          <w:rFonts w:ascii="Calibri" w:hAnsi="Calibri" w:cs="Calibri"/>
+          <w:sz w:val="20"/>
+          <w:szCs w:val="20"/>
+        </w:rPr>
+        <w:br/>
+      </w:r>
+      <w:r>
+        <w:rPr>
+          <w:rFonts w:ascii="Calibri" w:hAnsi="Calibri" w:cs="Calibri"/>
+          <w:color w:val="FFFFFF" w:themeColor="background1"/>
+          <w:sz w:val="20"/>
+          <w:szCs w:val="20"/>
+          <w:highlight w:val="black"/>
+        </w:rPr>
+        <w:t>python GradeChecker.py</w:t>
+      </w:r>
+    </w:p>
+    <w:p>
+      <w:pPr>
+        <w:rPr>
+          <w:rFonts w:ascii="Calibri" w:hAnsi="Calibri" w:cs="Calibri"/>
+          <w:sz w:val="20"/>
+          <w:szCs w:val="20"/>
+        </w:rPr>
+      </w:pPr>
       <w:r>
         <w:rPr>
           <w:rFonts w:ascii="Calibri" w:hAnsi="Calibri" w:cs="Calibri"/>
@@ -134,344 +472,113 @@
           <w:highlight w:val="yellow"/>
           <w:u w:val="single"/>
         </w:rPr>
-        <w:t>:</w:t>
-      </w:r>
-      <w:r>
-        <w:rPr>
-          <w:rFonts w:ascii="Calibri" w:hAnsi="Calibri" w:cs="Calibri"/>
-          <w:sz w:val="20"/>
-          <w:szCs w:val="20"/>
-        </w:rPr>
-        <w:br/>
-      </w:r>
-      <w:r>
-        <w:rPr>
-          <w:rFonts w:ascii="Calibri" w:hAnsi="Calibri" w:cs="Calibri"/>
-          <w:color w:val="FFFFFF" w:themeColor="background1"/>
-          <w:sz w:val="20"/>
-          <w:szCs w:val="20"/>
-          <w:highlight w:val="black"/>
-        </w:rPr>
-        <w:t>marks = int(input("Enter your marks: "))</w:t>
-      </w:r>
-    </w:p>
-    <w:p>
-      <w:pPr>
-        <w:rPr>
-          <w:rFonts w:ascii="Calibri" w:hAnsi="Calibri" w:cs="Calibri"/>
-          <w:color w:val="FFFFFF" w:themeColor="background1"/>
-          <w:sz w:val="20"/>
-          <w:szCs w:val="20"/>
-          <w:highlight w:val="black"/>
-        </w:rPr>
-      </w:pPr>
-      <w:r>
-        <w:rPr>
-          <w:rFonts w:ascii="Calibri" w:hAnsi="Calibri" w:cs="Calibri"/>
-          <w:color w:val="FFFFFF" w:themeColor="background1"/>
-          <w:sz w:val="20"/>
-          <w:szCs w:val="20"/>
-          <w:highlight w:val="black"/>
-        </w:rPr>
-        <w:t>if marks &gt;= 90:</w:t>
-      </w:r>
-      <w:r>
-        <w:rPr>
-          <w:rFonts w:ascii="Calibri" w:hAnsi="Calibri" w:cs="Calibri"/>
-          <w:color w:val="FFFFFF" w:themeColor="background1"/>
-          <w:sz w:val="20"/>
-          <w:szCs w:val="20"/>
-          <w:highlight w:val="black"/>
-        </w:rPr>
-        <w:br/>
-      </w:r>
-      <w:r>
-        <w:rPr>
-          <w:rFonts w:ascii="Calibri" w:hAnsi="Calibri" w:cs="Calibri"/>
-          <w:color w:val="FFFFFF" w:themeColor="background1"/>
-          <w:sz w:val="20"/>
-          <w:szCs w:val="20"/>
-          <w:highlight w:val="black"/>
-        </w:rPr>
-        <w:t xml:space="preserve">    grade = 'A'elif marks &gt;= 80:</w:t>
-      </w:r>
-    </w:p>
-    <w:p>
-      <w:pPr>
-        <w:rPr>
-          <w:rFonts w:ascii="Calibri" w:hAnsi="Calibri" w:cs="Calibri"/>
-          <w:color w:val="FFFFFF" w:themeColor="background1"/>
-          <w:sz w:val="20"/>
-          <w:szCs w:val="20"/>
-          <w:highlight w:val="black"/>
-        </w:rPr>
-      </w:pPr>
-      <w:r>
-        <w:rPr>
-          <w:rFonts w:ascii="Calibri" w:hAnsi="Calibri" w:cs="Calibri"/>
-          <w:color w:val="FFFFFF" w:themeColor="background1"/>
-          <w:sz w:val="20"/>
-          <w:szCs w:val="20"/>
-          <w:highlight w:val="black"/>
-        </w:rPr>
-        <w:t xml:space="preserve">    grade = 'B'</w:t>
-      </w:r>
-      <w:r>
-        <w:rPr>
-          <w:rFonts w:ascii="Calibri" w:hAnsi="Calibri" w:cs="Calibri"/>
-          <w:color w:val="FFFFFF" w:themeColor="background1"/>
-          <w:sz w:val="20"/>
-          <w:szCs w:val="20"/>
-          <w:highlight w:val="black"/>
-        </w:rPr>
-        <w:br/>
-      </w:r>
-      <w:r>
-        <w:rPr>
-          <w:rFonts w:ascii="Calibri" w:hAnsi="Calibri" w:cs="Calibri"/>
-          <w:color w:val="FFFFFF" w:themeColor="background1"/>
-          <w:sz w:val="20"/>
-          <w:szCs w:val="20"/>
-          <w:highlight w:val="black"/>
-        </w:rPr>
-        <w:t>elif marks &gt;= 70:</w:t>
-      </w:r>
-    </w:p>
-    <w:p>
-      <w:pPr>
-        <w:rPr>
-          <w:rFonts w:ascii="Calibri" w:hAnsi="Calibri" w:cs="Calibri"/>
-          <w:color w:val="FFFFFF" w:themeColor="background1"/>
-          <w:sz w:val="20"/>
-          <w:szCs w:val="20"/>
-          <w:highlight w:val="black"/>
-        </w:rPr>
-      </w:pPr>
-      <w:r>
-        <w:rPr>
-          <w:rFonts w:ascii="Calibri" w:hAnsi="Calibri" w:cs="Calibri"/>
-          <w:color w:val="FFFFFF" w:themeColor="background1"/>
-          <w:sz w:val="20"/>
-          <w:szCs w:val="20"/>
-          <w:highlight w:val="black"/>
-        </w:rPr>
-        <w:t xml:space="preserve">    grade = 'C'</w:t>
-      </w:r>
-      <w:r>
-        <w:rPr>
-          <w:rFonts w:ascii="Calibri" w:hAnsi="Calibri" w:cs="Calibri"/>
-          <w:color w:val="FFFFFF" w:themeColor="background1"/>
-          <w:sz w:val="20"/>
-          <w:szCs w:val="20"/>
-          <w:highlight w:val="black"/>
-        </w:rPr>
-        <w:br/>
-      </w:r>
-      <w:r>
-        <w:rPr>
-          <w:rFonts w:ascii="Calibri" w:hAnsi="Calibri" w:cs="Calibri"/>
-          <w:color w:val="FFFFFF" w:themeColor="background1"/>
-          <w:sz w:val="20"/>
-          <w:szCs w:val="20"/>
-          <w:highlight w:val="black"/>
-        </w:rPr>
-        <w:t>elif marks &gt;= 60:</w:t>
-      </w:r>
-    </w:p>
-    <w:p>
-      <w:pPr>
-        <w:rPr>
-          <w:rFonts w:ascii="Calibri" w:hAnsi="Calibri" w:cs="Calibri"/>
-          <w:color w:val="FFFFFF" w:themeColor="background1"/>
-          <w:sz w:val="20"/>
-          <w:szCs w:val="20"/>
-          <w:highlight w:val="black"/>
-        </w:rPr>
-      </w:pPr>
-      <w:r>
-        <w:rPr>
-          <w:rFonts w:ascii="Calibri" w:hAnsi="Calibri" w:cs="Calibri"/>
-          <w:color w:val="FFFFFF" w:themeColor="background1"/>
-          <w:sz w:val="20"/>
-          <w:szCs w:val="20"/>
-          <w:highlight w:val="black"/>
-        </w:rPr>
-        <w:t xml:space="preserve">    grade = 'D'</w:t>
-      </w:r>
-      <w:r>
-        <w:rPr>
-          <w:rFonts w:ascii="Calibri" w:hAnsi="Calibri" w:cs="Calibri"/>
-          <w:color w:val="FFFFFF" w:themeColor="background1"/>
-          <w:sz w:val="20"/>
-          <w:szCs w:val="20"/>
-          <w:highlight w:val="black"/>
-        </w:rPr>
-        <w:br/>
-      </w:r>
-      <w:r>
-        <w:rPr>
-          <w:rFonts w:ascii="Calibri" w:hAnsi="Calibri" w:cs="Calibri"/>
-          <w:color w:val="FFFFFF" w:themeColor="background1"/>
-          <w:sz w:val="20"/>
-          <w:szCs w:val="20"/>
-          <w:highlight w:val="black"/>
-        </w:rPr>
-        <w:t>else:</w:t>
-      </w:r>
-    </w:p>
-    <w:p>
-      <w:pPr>
-        <w:rPr>
-          <w:rFonts w:ascii="Calibri" w:hAnsi="Calibri" w:cs="Calibri"/>
-          <w:color w:val="FFFFFF" w:themeColor="background1"/>
-          <w:sz w:val="20"/>
-          <w:szCs w:val="20"/>
-          <w:highlight w:val="black"/>
-        </w:rPr>
-      </w:pPr>
-      <w:r>
-        <w:rPr>
-          <w:rFonts w:ascii="Calibri" w:hAnsi="Calibri" w:cs="Calibri"/>
-          <w:color w:val="FFFFFF" w:themeColor="background1"/>
-          <w:sz w:val="20"/>
-          <w:szCs w:val="20"/>
-          <w:highlight w:val="black"/>
-        </w:rPr>
-        <w:t xml:space="preserve">    grade = 'F'</w:t>
-      </w:r>
-      <w:r>
-        <w:rPr>
-          <w:rFonts w:ascii="Calibri" w:hAnsi="Calibri" w:cs="Calibri"/>
-          <w:color w:val="FFFFFF" w:themeColor="background1"/>
-          <w:sz w:val="20"/>
-          <w:szCs w:val="20"/>
-          <w:highlight w:val="black"/>
-        </w:rPr>
-        <w:br/>
-      </w:r>
-      <w:r>
-        <w:rPr>
-          <w:rFonts w:ascii="Calibri" w:hAnsi="Calibri" w:cs="Calibri"/>
-          <w:color w:val="FFFFFF" w:themeColor="background1"/>
-          <w:sz w:val="20"/>
-          <w:szCs w:val="20"/>
-          <w:highlight w:val="black"/>
-        </w:rPr>
-        <w:t>print("Your grade is: " + grade)</w:t>
-      </w:r>
-      <w:r>
-        <w:rPr>
-          <w:rFonts w:ascii="Calibri" w:hAnsi="Calibri" w:cs="Calibri"/>
-          <w:sz w:val="20"/>
-          <w:szCs w:val="20"/>
-        </w:rPr>
-        <w:br/>
-      </w:r>
-      <w:r>
-        <w:rPr>
-          <w:rFonts w:ascii="Calibri" w:hAnsi="Calibri" w:cs="Calibri"/>
-          <w:sz w:val="20"/>
-          <w:szCs w:val="20"/>
-        </w:rPr>
-        <w:br/>
-      </w:r>
-      <w:r>
-        <w:rPr>
-          <w:rFonts w:ascii="Calibri" w:hAnsi="Calibri" w:cs="Calibri"/>
-          <w:sz w:val="20"/>
-          <w:szCs w:val="20"/>
-          <w:highlight w:val="yellow"/>
-          <w:u w:val="single"/>
-        </w:rPr>
-        <w:t>Command used:</w:t>
-      </w:r>
-      <w:r>
-        <w:rPr>
-          <w:rFonts w:ascii="Calibri" w:hAnsi="Calibri" w:cs="Calibri"/>
-          <w:sz w:val="20"/>
-          <w:szCs w:val="20"/>
-        </w:rPr>
-        <w:br/>
-      </w:r>
-      <w:r>
-        <w:rPr>
-          <w:rFonts w:ascii="Calibri" w:hAnsi="Calibri" w:cs="Calibri"/>
-          <w:color w:val="FFFFFF" w:themeColor="background1"/>
-          <w:sz w:val="20"/>
-          <w:szCs w:val="20"/>
-          <w:highlight w:val="black"/>
-        </w:rPr>
-        <w:t>python GradeChecker.py</w:t>
-      </w:r>
-    </w:p>
-    <w:p>
-      <w:pPr>
-        <w:rPr>
-          <w:rFonts w:ascii="Calibri" w:hAnsi="Calibri" w:cs="Calibri"/>
-          <w:sz w:val="20"/>
-          <w:szCs w:val="20"/>
-        </w:rPr>
-      </w:pPr>
-      <w:r>
-        <w:rPr>
-          <w:rFonts w:ascii="Calibri" w:hAnsi="Calibri" w:cs="Calibri"/>
-          <w:b/>
-          <w:bCs/>
-          <w:sz w:val="20"/>
-          <w:szCs w:val="20"/>
-          <w:highlight w:val="yellow"/>
-          <w:u w:val="single"/>
-        </w:rPr>
-        <w:t>Explanation</w:t>
-      </w:r>
-      <w:r>
-        <w:rPr>
-          <w:rFonts w:ascii="Calibri" w:hAnsi="Calibri" w:cs="Calibri"/>
-          <w:b/>
-          <w:bCs/>
-          <w:sz w:val="20"/>
-          <w:szCs w:val="20"/>
-          <w:highlight w:val="yellow"/>
-          <w:u w:val="single"/>
-        </w:rPr>
-        <w:t>:</w:t>
-      </w:r>
-      <w:r>
-        <w:rPr>
-          <w:rFonts w:ascii="Calibri" w:hAnsi="Calibri" w:cs="Calibri"/>
-          <w:sz w:val="20"/>
-          <w:szCs w:val="20"/>
-        </w:rPr>
-        <w:br/>
-      </w:r>
-      <w:r>
-        <w:rPr>
-          <w:rFonts w:ascii="Calibri" w:hAnsi="Calibri" w:cs="Calibri"/>
-          <w:sz w:val="20"/>
-          <w:szCs w:val="20"/>
-        </w:rPr>
-        <w:t>The program first asks the user to enter their marks using input(). Since input() returns the value as text, int() is used to convert the entered marks into an integer.</w:t>
-      </w:r>
-    </w:p>
-    <w:p>
-      <w:pPr>
-        <w:rPr>
-          <w:rFonts w:ascii="Calibri" w:hAnsi="Calibri" w:cs="Calibri"/>
-          <w:b/>
-          <w:bCs/>
-          <w:sz w:val="20"/>
-          <w:szCs w:val="20"/>
-        </w:rPr>
-      </w:pPr>
-      <w:r>
-        <w:rPr>
-          <w:rFonts w:ascii="Calibri" w:hAnsi="Calibri" w:cs="Calibri"/>
-          <w:b/>
-          <w:bCs/>
-          <w:sz w:val="20"/>
-          <w:szCs w:val="20"/>
-        </w:rPr>
-        <w:t>The program then uses an if/elif/else structure to determine the grade:</w:t>
+        <w:t>Explanation:</w:t>
+      </w:r>
+      <w:r>
+        <w:rPr>
+          <w:rFonts w:ascii="Calibri" w:hAnsi="Calibri" w:cs="Calibri"/>
+          <w:sz w:val="20"/>
+          <w:szCs w:val="20"/>
+        </w:rPr>
+        <w:br/>
+        <w:t xml:space="preserve">The program first asks the user to enter their marks using </w:t>
+      </w:r>
+      <w:proofErr w:type="gramStart"/>
+      <w:r>
+        <w:rPr>
+          <w:rFonts w:ascii="Calibri" w:hAnsi="Calibri" w:cs="Calibri"/>
+          <w:sz w:val="20"/>
+          <w:szCs w:val="20"/>
+        </w:rPr>
+        <w:t>input(</w:t>
+      </w:r>
+      <w:proofErr w:type="gramEnd"/>
+      <w:r>
+        <w:rPr>
+          <w:rFonts w:ascii="Calibri" w:hAnsi="Calibri" w:cs="Calibri"/>
+          <w:sz w:val="20"/>
+          <w:szCs w:val="20"/>
+        </w:rPr>
+        <w:t xml:space="preserve">). Since </w:t>
+      </w:r>
+      <w:proofErr w:type="gramStart"/>
+      <w:r>
+        <w:rPr>
+          <w:rFonts w:ascii="Calibri" w:hAnsi="Calibri" w:cs="Calibri"/>
+          <w:sz w:val="20"/>
+          <w:szCs w:val="20"/>
+        </w:rPr>
+        <w:t>input(</w:t>
+      </w:r>
+      <w:proofErr w:type="gramEnd"/>
+      <w:r>
+        <w:rPr>
+          <w:rFonts w:ascii="Calibri" w:hAnsi="Calibri" w:cs="Calibri"/>
+          <w:sz w:val="20"/>
+          <w:szCs w:val="20"/>
+        </w:rPr>
+        <w:t xml:space="preserve">) returns the value as text, </w:t>
+      </w:r>
+      <w:proofErr w:type="gramStart"/>
+      <w:r>
+        <w:rPr>
+          <w:rFonts w:ascii="Calibri" w:hAnsi="Calibri" w:cs="Calibri"/>
+          <w:sz w:val="20"/>
+          <w:szCs w:val="20"/>
+        </w:rPr>
+        <w:t>int(</w:t>
+      </w:r>
+      <w:proofErr w:type="gramEnd"/>
+      <w:r>
+        <w:rPr>
+          <w:rFonts w:ascii="Calibri" w:hAnsi="Calibri" w:cs="Calibri"/>
+          <w:sz w:val="20"/>
+          <w:szCs w:val="20"/>
+        </w:rPr>
+        <w:t>) is used to convert the entered marks into an integer.</w:t>
+      </w:r>
+    </w:p>
+    <w:p>
+      <w:pPr>
+        <w:rPr>
+          <w:rFonts w:ascii="Calibri" w:hAnsi="Calibri" w:cs="Calibri"/>
+          <w:b/>
+          <w:bCs/>
+          <w:sz w:val="20"/>
+          <w:szCs w:val="20"/>
+        </w:rPr>
+      </w:pPr>
+      <w:r>
+        <w:rPr>
+          <w:rFonts w:ascii="Calibri" w:hAnsi="Calibri" w:cs="Calibri"/>
+          <w:b/>
+          <w:bCs/>
+          <w:sz w:val="20"/>
+          <w:szCs w:val="20"/>
+        </w:rPr>
+        <w:t>The program then uses an if/</w:t>
+      </w:r>
+      <w:proofErr w:type="spellStart"/>
+      <w:r>
+        <w:rPr>
+          <w:rFonts w:ascii="Calibri" w:hAnsi="Calibri" w:cs="Calibri"/>
+          <w:b/>
+          <w:bCs/>
+          <w:sz w:val="20"/>
+          <w:szCs w:val="20"/>
+        </w:rPr>
+        <w:t>elif</w:t>
+      </w:r>
+      <w:proofErr w:type="spellEnd"/>
+      <w:r>
+        <w:rPr>
+          <w:rFonts w:ascii="Calibri" w:hAnsi="Calibri" w:cs="Calibri"/>
+          <w:b/>
+          <w:bCs/>
+          <w:sz w:val="20"/>
+          <w:szCs w:val="20"/>
+        </w:rPr>
+        <w:t>/else structure to determine the grade:</w:t>
       </w:r>
     </w:p>
     <w:p>
@@ -497,13 +604,6 @@
           <w:szCs w:val="20"/>
         </w:rPr>
         <w:br/>
-      </w:r>
-      <w:r>
-        <w:rPr>
-          <w:rFonts w:ascii="Calibri" w:hAnsi="Calibri" w:cs="Calibri"/>
-          <w:sz w:val="20"/>
-          <w:szCs w:val="20"/>
-        </w:rPr>
         <w:t>If the marks are 80 or above, the grade is B.</w:t>
       </w:r>
       <w:r>
@@ -513,13 +613,6 @@
           <w:szCs w:val="20"/>
         </w:rPr>
         <w:br/>
-      </w:r>
-      <w:r>
-        <w:rPr>
-          <w:rFonts w:ascii="Calibri" w:hAnsi="Calibri" w:cs="Calibri"/>
-          <w:sz w:val="20"/>
-          <w:szCs w:val="20"/>
-        </w:rPr>
         <w:t>If the marks are 70 or above, the grade is C.</w:t>
       </w:r>
       <w:r>
@@ -529,13 +622,6 @@
           <w:szCs w:val="20"/>
         </w:rPr>
         <w:br/>
-      </w:r>
-      <w:r>
-        <w:rPr>
-          <w:rFonts w:ascii="Calibri" w:hAnsi="Calibri" w:cs="Calibri"/>
-          <w:sz w:val="20"/>
-          <w:szCs w:val="20"/>
-        </w:rPr>
         <w:t>If the marks are 60 or above, the grade is D.</w:t>
       </w:r>
       <w:r>
@@ -545,13 +631,6 @@
           <w:szCs w:val="20"/>
         </w:rPr>
         <w:br/>
-      </w:r>
-      <w:r>
-        <w:rPr>
-          <w:rFonts w:ascii="Calibri" w:hAnsi="Calibri" w:cs="Calibri"/>
-          <w:sz w:val="20"/>
-          <w:szCs w:val="20"/>
-        </w:rPr>
         <w:t>If none of these conditions are true, the grade is F.</w:t>
       </w:r>
     </w:p>
@@ -569,7 +648,25 @@
           <w:sz w:val="20"/>
           <w:szCs w:val="20"/>
         </w:rPr>
-        <w:t>Finally, the program displays the calculated grade using print().</w:t>
+        <w:t xml:space="preserve">Finally, the program displays the calculated grade using </w:t>
+      </w:r>
+      <w:proofErr w:type="gramStart"/>
+      <w:r>
+        <w:rPr>
+          <w:rFonts w:ascii="Calibri" w:hAnsi="Calibri" w:cs="Calibri"/>
+          <w:sz w:val="20"/>
+          <w:szCs w:val="20"/>
+        </w:rPr>
+        <w:t>print(</w:t>
+      </w:r>
+      <w:proofErr w:type="gramEnd"/>
+      <w:r>
+        <w:rPr>
+          <w:rFonts w:ascii="Calibri" w:hAnsi="Calibri" w:cs="Calibri"/>
+          <w:sz w:val="20"/>
+          <w:szCs w:val="20"/>
+        </w:rPr>
+        <w:t>).</w:t>
       </w:r>
     </w:p>
     <w:p>
@@ -802,6 +899,7 @@
           <w:rFonts w:ascii="Calibri" w:hAnsi="Calibri" w:cs="Calibri"/>
           <w:b/>
           <w:bCs/>
+          <w:noProof/>
           <w:sz w:val="20"/>
           <w:szCs w:val="20"/>
           <w:u w:val="single"/>
@@ -859,6 +957,7 @@
           <w:rFonts w:ascii="Calibri" w:hAnsi="Calibri" w:cs="Calibri"/>
           <w:b/>
           <w:bCs/>
+          <w:noProof/>
           <w:sz w:val="20"/>
           <w:szCs w:val="20"/>
           <w:u w:val="single"/>
@@ -1076,7 +1175,42 @@
           <w:highlight w:val="yellow"/>
           <w:u w:val="single"/>
         </w:rPr>
-        <w:t>Objective</w:t>
+        <w:t>Objective:</w:t>
+      </w:r>
+      <w:r>
+        <w:rPr>
+          <w:rFonts w:ascii="Calibri" w:hAnsi="Calibri" w:cs="Calibri"/>
+          <w:b/>
+          <w:bCs/>
+          <w:sz w:val="20"/>
+          <w:szCs w:val="20"/>
+          <w:u w:val="single"/>
+        </w:rPr>
+        <w:br/>
+      </w:r>
+      <w:r>
+        <w:rPr>
+          <w:rFonts w:ascii="Calibri" w:hAnsi="Calibri" w:cs="Calibri"/>
+          <w:sz w:val="20"/>
+          <w:szCs w:val="20"/>
+        </w:rPr>
+        <w:t>Create a Python program using a dictionary to store student names and their grades. The program should allow the user to enter a student name and grade, update the grade if the student already exists, or add the student if they are new. Finally, it should display all student grades.</w:t>
+      </w:r>
+      <w:r>
+        <w:rPr>
+          <w:rFonts w:ascii="Calibri" w:hAnsi="Calibri" w:cs="Calibri"/>
+          <w:sz w:val="20"/>
+          <w:szCs w:val="20"/>
+        </w:rPr>
+        <w:br/>
+      </w:r>
+      <w:r>
+        <w:rPr>
+          <w:rFonts w:ascii="Calibri" w:hAnsi="Calibri" w:cs="Calibri"/>
+          <w:sz w:val="20"/>
+          <w:szCs w:val="20"/>
+        </w:rPr>
+        <w:br/>
       </w:r>
       <w:r>
         <w:rPr>
@@ -1088,6 +1222,433 @@
           <w:highlight w:val="yellow"/>
           <w:u w:val="single"/>
         </w:rPr>
+        <w:t>Code:</w:t>
+      </w:r>
+      <w:r>
+        <w:rPr>
+          <w:rFonts w:ascii="Calibri" w:hAnsi="Calibri" w:cs="Calibri"/>
+          <w:b/>
+          <w:bCs/>
+          <w:sz w:val="20"/>
+          <w:szCs w:val="20"/>
+          <w:u w:val="single"/>
+        </w:rPr>
+        <w:br/>
+      </w:r>
+      <w:r>
+        <w:rPr>
+          <w:rFonts w:ascii="Calibri" w:hAnsi="Calibri" w:cs="Calibri"/>
+          <w:color w:val="FFFFFF" w:themeColor="background1"/>
+          <w:sz w:val="20"/>
+          <w:szCs w:val="20"/>
+          <w:highlight w:val="black"/>
+        </w:rPr>
+        <w:t>students = {</w:t>
+      </w:r>
+      <w:r>
+        <w:rPr>
+          <w:rFonts w:ascii="Calibri" w:hAnsi="Calibri" w:cs="Calibri"/>
+          <w:color w:val="FFFFFF" w:themeColor="background1"/>
+          <w:sz w:val="20"/>
+          <w:szCs w:val="20"/>
+          <w:highlight w:val="black"/>
+        </w:rPr>
+        <w:br/>
+        <w:t xml:space="preserve">    "Ali": 95,</w:t>
+      </w:r>
+      <w:r>
+        <w:rPr>
+          <w:rFonts w:ascii="Calibri" w:hAnsi="Calibri" w:cs="Calibri"/>
+          <w:color w:val="FFFFFF" w:themeColor="background1"/>
+          <w:sz w:val="20"/>
+          <w:szCs w:val="20"/>
+          <w:highlight w:val="black"/>
+        </w:rPr>
+        <w:br/>
+        <w:t xml:space="preserve">    "Rahul": 86,</w:t>
+      </w:r>
+      <w:r>
+        <w:rPr>
+          <w:rFonts w:ascii="Calibri" w:hAnsi="Calibri" w:cs="Calibri"/>
+          <w:color w:val="FFFFFF" w:themeColor="background1"/>
+          <w:sz w:val="20"/>
+          <w:szCs w:val="20"/>
+          <w:highlight w:val="black"/>
+        </w:rPr>
+        <w:br/>
+        <w:t xml:space="preserve">    "Ahmed": 78,</w:t>
+      </w:r>
+      <w:r>
+        <w:rPr>
+          <w:rFonts w:ascii="Calibri" w:hAnsi="Calibri" w:cs="Calibri"/>
+          <w:color w:val="FFFFFF" w:themeColor="background1"/>
+          <w:sz w:val="20"/>
+          <w:szCs w:val="20"/>
+          <w:highlight w:val="black"/>
+        </w:rPr>
+        <w:br/>
+        <w:t xml:space="preserve">    "Omkar": 69,</w:t>
+      </w:r>
+      <w:r>
+        <w:rPr>
+          <w:rFonts w:ascii="Calibri" w:hAnsi="Calibri" w:cs="Calibri"/>
+          <w:color w:val="FFFFFF" w:themeColor="background1"/>
+          <w:sz w:val="20"/>
+          <w:szCs w:val="20"/>
+          <w:highlight w:val="black"/>
+        </w:rPr>
+        <w:br/>
+        <w:t xml:space="preserve">    "Sameer": 56,</w:t>
+      </w:r>
+      <w:r>
+        <w:rPr>
+          <w:rFonts w:ascii="Calibri" w:hAnsi="Calibri" w:cs="Calibri"/>
+          <w:color w:val="FFFFFF" w:themeColor="background1"/>
+          <w:sz w:val="20"/>
+          <w:szCs w:val="20"/>
+          <w:highlight w:val="black"/>
+        </w:rPr>
+        <w:br/>
+        <w:t>}</w:t>
+      </w:r>
+    </w:p>
+    <w:p>
+      <w:pPr>
+        <w:rPr>
+          <w:rFonts w:ascii="Calibri" w:hAnsi="Calibri" w:cs="Calibri"/>
+          <w:color w:val="FFFFFF" w:themeColor="background1"/>
+          <w:sz w:val="20"/>
+          <w:szCs w:val="20"/>
+          <w:highlight w:val="black"/>
+        </w:rPr>
+      </w:pPr>
+      <w:r>
+        <w:rPr>
+          <w:rFonts w:ascii="Calibri" w:hAnsi="Calibri" w:cs="Calibri"/>
+          <w:color w:val="FFFFFF" w:themeColor="background1"/>
+          <w:sz w:val="20"/>
+          <w:szCs w:val="20"/>
+          <w:highlight w:val="black"/>
+        </w:rPr>
+        <w:t xml:space="preserve">student = </w:t>
+      </w:r>
+      <w:proofErr w:type="gramStart"/>
+      <w:r>
+        <w:rPr>
+          <w:rFonts w:ascii="Calibri" w:hAnsi="Calibri" w:cs="Calibri"/>
+          <w:color w:val="FFFFFF" w:themeColor="background1"/>
+          <w:sz w:val="20"/>
+          <w:szCs w:val="20"/>
+          <w:highlight w:val="black"/>
+        </w:rPr>
+        <w:t>input(</w:t>
+      </w:r>
+      <w:proofErr w:type="gramEnd"/>
+      <w:r>
+        <w:rPr>
+          <w:rFonts w:ascii="Calibri" w:hAnsi="Calibri" w:cs="Calibri"/>
+          <w:color w:val="FFFFFF" w:themeColor="background1"/>
+          <w:sz w:val="20"/>
+          <w:szCs w:val="20"/>
+          <w:highlight w:val="black"/>
+        </w:rPr>
+        <w:t>"Enter student name: ")</w:t>
+      </w:r>
+    </w:p>
+    <w:p>
+      <w:pPr>
+        <w:rPr>
+          <w:rFonts w:ascii="Calibri" w:hAnsi="Calibri" w:cs="Calibri"/>
+          <w:color w:val="FFFFFF" w:themeColor="background1"/>
+          <w:sz w:val="20"/>
+          <w:szCs w:val="20"/>
+          <w:highlight w:val="black"/>
+        </w:rPr>
+      </w:pPr>
+      <w:r>
+        <w:rPr>
+          <w:rFonts w:ascii="Calibri" w:hAnsi="Calibri" w:cs="Calibri"/>
+          <w:color w:val="FFFFFF" w:themeColor="background1"/>
+          <w:sz w:val="20"/>
+          <w:szCs w:val="20"/>
+          <w:highlight w:val="black"/>
+        </w:rPr>
+        <w:t>if student in students:</w:t>
+      </w:r>
+      <w:r>
+        <w:rPr>
+          <w:rFonts w:ascii="Calibri" w:hAnsi="Calibri" w:cs="Calibri"/>
+          <w:color w:val="FFFFFF" w:themeColor="background1"/>
+          <w:sz w:val="20"/>
+          <w:szCs w:val="20"/>
+          <w:highlight w:val="black"/>
+        </w:rPr>
+        <w:br/>
+        <w:t xml:space="preserve">    </w:t>
+      </w:r>
+      <w:proofErr w:type="gramStart"/>
+      <w:r>
+        <w:rPr>
+          <w:rFonts w:ascii="Calibri" w:hAnsi="Calibri" w:cs="Calibri"/>
+          <w:color w:val="FFFFFF" w:themeColor="background1"/>
+          <w:sz w:val="20"/>
+          <w:szCs w:val="20"/>
+          <w:highlight w:val="black"/>
+        </w:rPr>
+        <w:t>print(</w:t>
+      </w:r>
+      <w:proofErr w:type="gramEnd"/>
+      <w:r>
+        <w:rPr>
+          <w:rFonts w:ascii="Calibri" w:hAnsi="Calibri" w:cs="Calibri"/>
+          <w:color w:val="FFFFFF" w:themeColor="background1"/>
+          <w:sz w:val="20"/>
+          <w:szCs w:val="20"/>
+          <w:highlight w:val="black"/>
+        </w:rPr>
+        <w:t>"Student exists")</w:t>
+      </w:r>
+    </w:p>
+    <w:p>
+      <w:pPr>
+        <w:rPr>
+          <w:rFonts w:ascii="Calibri" w:hAnsi="Calibri" w:cs="Calibri"/>
+          <w:color w:val="FFFFFF" w:themeColor="background1"/>
+          <w:sz w:val="20"/>
+          <w:szCs w:val="20"/>
+          <w:highlight w:val="black"/>
+        </w:rPr>
+      </w:pPr>
+      <w:r>
+        <w:rPr>
+          <w:rFonts w:ascii="Calibri" w:hAnsi="Calibri" w:cs="Calibri"/>
+          <w:color w:val="FFFFFF" w:themeColor="background1"/>
+          <w:sz w:val="20"/>
+          <w:szCs w:val="20"/>
+          <w:highlight w:val="black"/>
+        </w:rPr>
+        <w:t>else:</w:t>
+      </w:r>
+      <w:r>
+        <w:rPr>
+          <w:rFonts w:ascii="Calibri" w:hAnsi="Calibri" w:cs="Calibri"/>
+          <w:color w:val="FFFFFF" w:themeColor="background1"/>
+          <w:sz w:val="20"/>
+          <w:szCs w:val="20"/>
+          <w:highlight w:val="black"/>
+        </w:rPr>
+        <w:br/>
+        <w:t xml:space="preserve">    </w:t>
+      </w:r>
+      <w:proofErr w:type="gramStart"/>
+      <w:r>
+        <w:rPr>
+          <w:rFonts w:ascii="Calibri" w:hAnsi="Calibri" w:cs="Calibri"/>
+          <w:color w:val="FFFFFF" w:themeColor="background1"/>
+          <w:sz w:val="20"/>
+          <w:szCs w:val="20"/>
+          <w:highlight w:val="black"/>
+        </w:rPr>
+        <w:t>print(</w:t>
+      </w:r>
+      <w:proofErr w:type="gramEnd"/>
+      <w:r>
+        <w:rPr>
+          <w:rFonts w:ascii="Calibri" w:hAnsi="Calibri" w:cs="Calibri"/>
+          <w:color w:val="FFFFFF" w:themeColor="background1"/>
+          <w:sz w:val="20"/>
+          <w:szCs w:val="20"/>
+          <w:highlight w:val="black"/>
+        </w:rPr>
+        <w:t>"Student does not exist")</w:t>
+      </w:r>
+      <w:r>
+        <w:rPr>
+          <w:rFonts w:ascii="Calibri" w:hAnsi="Calibri" w:cs="Calibri"/>
+          <w:color w:val="FFFFFF" w:themeColor="background1"/>
+          <w:sz w:val="20"/>
+          <w:szCs w:val="20"/>
+          <w:highlight w:val="black"/>
+        </w:rPr>
+        <w:br/>
+      </w:r>
+      <w:r>
+        <w:rPr>
+          <w:rFonts w:ascii="Calibri" w:hAnsi="Calibri" w:cs="Calibri"/>
+          <w:color w:val="FFFFFF" w:themeColor="background1"/>
+          <w:sz w:val="20"/>
+          <w:szCs w:val="20"/>
+          <w:highlight w:val="black"/>
+        </w:rPr>
+        <w:br/>
+        <w:t xml:space="preserve">grade = </w:t>
+      </w:r>
+      <w:proofErr w:type="gramStart"/>
+      <w:r>
+        <w:rPr>
+          <w:rFonts w:ascii="Calibri" w:hAnsi="Calibri" w:cs="Calibri"/>
+          <w:color w:val="FFFFFF" w:themeColor="background1"/>
+          <w:sz w:val="20"/>
+          <w:szCs w:val="20"/>
+          <w:highlight w:val="black"/>
+        </w:rPr>
+        <w:t>int(input(</w:t>
+      </w:r>
+      <w:proofErr w:type="gramEnd"/>
+      <w:r>
+        <w:rPr>
+          <w:rFonts w:ascii="Calibri" w:hAnsi="Calibri" w:cs="Calibri"/>
+          <w:color w:val="FFFFFF" w:themeColor="background1"/>
+          <w:sz w:val="20"/>
+          <w:szCs w:val="20"/>
+          <w:highlight w:val="black"/>
+        </w:rPr>
+        <w:t>"Enter grade: "))</w:t>
+      </w:r>
+    </w:p>
+    <w:p>
+      <w:pPr>
+        <w:rPr>
+          <w:rFonts w:ascii="Calibri" w:hAnsi="Calibri" w:cs="Calibri"/>
+          <w:color w:val="FFFFFF" w:themeColor="background1"/>
+          <w:sz w:val="20"/>
+          <w:szCs w:val="20"/>
+          <w:highlight w:val="black"/>
+        </w:rPr>
+      </w:pPr>
+      <w:r>
+        <w:rPr>
+          <w:rFonts w:ascii="Calibri" w:hAnsi="Calibri" w:cs="Calibri"/>
+          <w:color w:val="FFFFFF" w:themeColor="background1"/>
+          <w:sz w:val="20"/>
+          <w:szCs w:val="20"/>
+          <w:highlight w:val="black"/>
+        </w:rPr>
+        <w:t>students[student] = grade</w:t>
+      </w:r>
+      <w:r>
+        <w:rPr>
+          <w:rFonts w:ascii="Calibri" w:hAnsi="Calibri" w:cs="Calibri"/>
+          <w:color w:val="FFFFFF" w:themeColor="background1"/>
+          <w:sz w:val="20"/>
+          <w:szCs w:val="20"/>
+          <w:highlight w:val="black"/>
+        </w:rPr>
+        <w:br/>
+      </w:r>
+      <w:proofErr w:type="gramStart"/>
+      <w:r>
+        <w:rPr>
+          <w:rFonts w:ascii="Calibri" w:hAnsi="Calibri" w:cs="Calibri"/>
+          <w:color w:val="FFFFFF" w:themeColor="background1"/>
+          <w:sz w:val="20"/>
+          <w:szCs w:val="20"/>
+          <w:highlight w:val="black"/>
+        </w:rPr>
+        <w:t>print(</w:t>
+      </w:r>
+      <w:proofErr w:type="gramEnd"/>
+      <w:r>
+        <w:rPr>
+          <w:rFonts w:ascii="Calibri" w:hAnsi="Calibri" w:cs="Calibri"/>
+          <w:color w:val="FFFFFF" w:themeColor="background1"/>
+          <w:sz w:val="20"/>
+          <w:szCs w:val="20"/>
+          <w:highlight w:val="black"/>
+        </w:rPr>
+        <w:t>"Student Grades:")</w:t>
+      </w:r>
+    </w:p>
+    <w:p>
+      <w:pPr>
+        <w:rPr>
+          <w:rFonts w:ascii="Calibri" w:hAnsi="Calibri" w:cs="Calibri"/>
+          <w:color w:val="FFFFFF" w:themeColor="background1"/>
+          <w:sz w:val="20"/>
+          <w:szCs w:val="20"/>
+        </w:rPr>
+      </w:pPr>
+      <w:r>
+        <w:rPr>
+          <w:rFonts w:ascii="Calibri" w:hAnsi="Calibri" w:cs="Calibri"/>
+          <w:color w:val="FFFFFF" w:themeColor="background1"/>
+          <w:sz w:val="20"/>
+          <w:szCs w:val="20"/>
+          <w:highlight w:val="black"/>
+        </w:rPr>
+        <w:t xml:space="preserve">for student, grade in </w:t>
+      </w:r>
+      <w:proofErr w:type="spellStart"/>
+      <w:proofErr w:type="gramStart"/>
+      <w:r>
+        <w:rPr>
+          <w:rFonts w:ascii="Calibri" w:hAnsi="Calibri" w:cs="Calibri"/>
+          <w:color w:val="FFFFFF" w:themeColor="background1"/>
+          <w:sz w:val="20"/>
+          <w:szCs w:val="20"/>
+          <w:highlight w:val="black"/>
+        </w:rPr>
+        <w:t>students.items</w:t>
+      </w:r>
+      <w:proofErr w:type="spellEnd"/>
+      <w:proofErr w:type="gramEnd"/>
+      <w:r>
+        <w:rPr>
+          <w:rFonts w:ascii="Calibri" w:hAnsi="Calibri" w:cs="Calibri"/>
+          <w:color w:val="FFFFFF" w:themeColor="background1"/>
+          <w:sz w:val="20"/>
+          <w:szCs w:val="20"/>
+          <w:highlight w:val="black"/>
+        </w:rPr>
+        <w:t>():</w:t>
+      </w:r>
+      <w:r>
+        <w:rPr>
+          <w:rFonts w:ascii="Calibri" w:hAnsi="Calibri" w:cs="Calibri"/>
+          <w:color w:val="FFFFFF" w:themeColor="background1"/>
+          <w:sz w:val="20"/>
+          <w:szCs w:val="20"/>
+          <w:highlight w:val="black"/>
+        </w:rPr>
+        <w:br/>
+        <w:t xml:space="preserve">    print(f"{student}: {grade}")</w:t>
+      </w:r>
+    </w:p>
+    <w:p>
+      <w:pPr>
+        <w:rPr>
+          <w:rFonts w:ascii="Calibri" w:hAnsi="Calibri" w:cs="Calibri"/>
+          <w:b/>
+          <w:bCs/>
+          <w:color w:val="000000" w:themeColor="text1"/>
+          <w:sz w:val="20"/>
+          <w:szCs w:val="20"/>
+          <w:u w:val="single"/>
+        </w:rPr>
+      </w:pPr>
+      <w:r>
+        <w:rPr>
+          <w:rFonts w:ascii="Calibri" w:hAnsi="Calibri" w:cs="Calibri"/>
+          <w:b/>
+          <w:bCs/>
+          <w:color w:val="000000" w:themeColor="text1"/>
+          <w:sz w:val="20"/>
+          <w:szCs w:val="20"/>
+          <w:highlight w:val="yellow"/>
+          <w:u w:val="single"/>
+        </w:rPr>
+        <w:t>Explanation</w:t>
+      </w:r>
+      <w:r>
+        <w:rPr>
+          <w:rFonts w:ascii="Calibri" w:hAnsi="Calibri" w:cs="Calibri"/>
+          <w:b/>
+          <w:bCs/>
+          <w:color w:val="000000" w:themeColor="text1"/>
+          <w:sz w:val="20"/>
+          <w:szCs w:val="20"/>
+          <w:u w:val="single"/>
+        </w:rPr>
         <w:t>:</w:t>
       </w:r>
       <w:r>
@@ -1095,867 +1656,416 @@
           <w:rFonts w:ascii="Calibri" w:hAnsi="Calibri" w:cs="Calibri"/>
           <w:b/>
           <w:bCs/>
-          <w:sz w:val="20"/>
-          <w:szCs w:val="20"/>
-          <w:u w:val="single"/>
-        </w:rPr>
-        <w:br/>
-      </w:r>
-      <w:r>
-        <w:rPr>
-          <w:rFonts w:ascii="Calibri" w:hAnsi="Calibri" w:cs="Calibri"/>
-          <w:sz w:val="20"/>
-          <w:szCs w:val="20"/>
-        </w:rPr>
-        <w:t>Create a Python program using a dictionary to store student names and their grades. The program should allow the user to enter a student name and grade, update the grade if the student already exists, or add the student if they are new. Finally, it should display all student grades.</w:t>
-      </w:r>
-      <w:r>
-        <w:rPr>
-          <w:rFonts w:ascii="Calibri" w:hAnsi="Calibri" w:cs="Calibri"/>
-          <w:sz w:val="20"/>
-          <w:szCs w:val="20"/>
-        </w:rPr>
-        <w:br/>
-      </w:r>
-      <w:r>
-        <w:rPr>
-          <w:rFonts w:ascii="Calibri" w:hAnsi="Calibri" w:cs="Calibri"/>
-          <w:sz w:val="20"/>
-          <w:szCs w:val="20"/>
-        </w:rPr>
-        <w:br/>
-      </w:r>
-      <w:r>
-        <w:rPr>
-          <w:rFonts w:ascii="Calibri" w:hAnsi="Calibri" w:cs="Calibri"/>
-          <w:b/>
-          <w:bCs/>
+          <w:color w:val="000000" w:themeColor="text1"/>
+          <w:sz w:val="20"/>
+          <w:szCs w:val="20"/>
+          <w:u w:val="single"/>
+        </w:rPr>
+        <w:br/>
+      </w:r>
+      <w:r>
+        <w:rPr>
+          <w:rFonts w:ascii="Calibri" w:hAnsi="Calibri" w:cs="Calibri"/>
+          <w:color w:val="000000" w:themeColor="text1"/>
+          <w:sz w:val="20"/>
+          <w:szCs w:val="20"/>
+        </w:rPr>
+        <w:t>The program first creates a dictionary named students, where each student's name is stored as a key and their grade is stored as the corresponding value.</w:t>
+      </w:r>
+    </w:p>
+    <w:p>
+      <w:pPr>
+        <w:rPr>
+          <w:rFonts w:ascii="Calibri" w:hAnsi="Calibri" w:cs="Calibri"/>
+          <w:color w:val="000000" w:themeColor="text1"/>
+          <w:sz w:val="20"/>
+          <w:szCs w:val="20"/>
+        </w:rPr>
+      </w:pPr>
+      <w:r>
+        <w:rPr>
+          <w:rFonts w:ascii="Calibri" w:hAnsi="Calibri" w:cs="Calibri"/>
+          <w:color w:val="000000" w:themeColor="text1"/>
+          <w:sz w:val="20"/>
+          <w:szCs w:val="20"/>
+        </w:rPr>
+        <w:t xml:space="preserve">The </w:t>
+      </w:r>
+      <w:proofErr w:type="gramStart"/>
+      <w:r>
+        <w:rPr>
+          <w:rFonts w:ascii="Calibri" w:hAnsi="Calibri" w:cs="Calibri"/>
+          <w:color w:val="000000" w:themeColor="text1"/>
+          <w:sz w:val="20"/>
+          <w:szCs w:val="20"/>
+        </w:rPr>
+        <w:t>input(</w:t>
+      </w:r>
+      <w:proofErr w:type="gramEnd"/>
+      <w:r>
+        <w:rPr>
+          <w:rFonts w:ascii="Calibri" w:hAnsi="Calibri" w:cs="Calibri"/>
+          <w:color w:val="000000" w:themeColor="text1"/>
+          <w:sz w:val="20"/>
+          <w:szCs w:val="20"/>
+        </w:rPr>
+        <w:t>) function is used to ask the user to enter a student name. The in operator with an if/else statement checks whether the entered student already exists in the dictionary.</w:t>
+      </w:r>
+    </w:p>
+    <w:p>
+      <w:pPr>
+        <w:rPr>
+          <w:rFonts w:ascii="Calibri" w:hAnsi="Calibri" w:cs="Calibri"/>
+          <w:color w:val="000000" w:themeColor="text1"/>
+          <w:sz w:val="20"/>
+          <w:szCs w:val="20"/>
+        </w:rPr>
+      </w:pPr>
+      <w:r>
+        <w:rPr>
+          <w:rFonts w:ascii="Calibri" w:hAnsi="Calibri" w:cs="Calibri"/>
+          <w:color w:val="000000" w:themeColor="text1"/>
+          <w:sz w:val="20"/>
+          <w:szCs w:val="20"/>
+        </w:rPr>
+        <w:t xml:space="preserve">The program then asks the user to enter the student's grade. The </w:t>
+      </w:r>
+      <w:proofErr w:type="gramStart"/>
+      <w:r>
+        <w:rPr>
+          <w:rFonts w:ascii="Calibri" w:hAnsi="Calibri" w:cs="Calibri"/>
+          <w:color w:val="000000" w:themeColor="text1"/>
+          <w:sz w:val="20"/>
+          <w:szCs w:val="20"/>
+        </w:rPr>
+        <w:t>int(</w:t>
+      </w:r>
+      <w:proofErr w:type="gramEnd"/>
+      <w:r>
+        <w:rPr>
+          <w:rFonts w:ascii="Calibri" w:hAnsi="Calibri" w:cs="Calibri"/>
+          <w:color w:val="000000" w:themeColor="text1"/>
+          <w:sz w:val="20"/>
+          <w:szCs w:val="20"/>
+        </w:rPr>
+        <w:t>) function converts the entered grade from text into an integer.</w:t>
+      </w:r>
+    </w:p>
+    <w:p>
+      <w:pPr>
+        <w:rPr>
+          <w:rFonts w:ascii="Calibri" w:hAnsi="Calibri" w:cs="Calibri"/>
+          <w:b/>
+          <w:bCs/>
+          <w:color w:val="000000" w:themeColor="text1"/>
+          <w:sz w:val="20"/>
+          <w:szCs w:val="20"/>
+        </w:rPr>
+      </w:pPr>
+      <w:r>
+        <w:rPr>
+          <w:rFonts w:ascii="Calibri" w:hAnsi="Calibri" w:cs="Calibri"/>
+          <w:b/>
+          <w:bCs/>
+          <w:color w:val="000000" w:themeColor="text1"/>
+          <w:sz w:val="20"/>
+          <w:szCs w:val="20"/>
+        </w:rPr>
+        <w:t xml:space="preserve">The statement: </w:t>
+      </w:r>
+      <w:r>
+        <w:rPr>
+          <w:rFonts w:ascii="Calibri" w:hAnsi="Calibri" w:cs="Calibri"/>
+          <w:b/>
+          <w:bCs/>
+          <w:color w:val="FFFFFF" w:themeColor="background1"/>
+          <w:sz w:val="20"/>
+          <w:szCs w:val="20"/>
+          <w:highlight w:val="black"/>
+        </w:rPr>
+        <w:t>students[student] = grade</w:t>
+      </w:r>
+    </w:p>
+    <w:p>
+      <w:pPr>
+        <w:rPr>
+          <w:rFonts w:ascii="Calibri" w:hAnsi="Calibri" w:cs="Calibri"/>
+          <w:color w:val="000000" w:themeColor="text1"/>
+          <w:sz w:val="20"/>
+          <w:szCs w:val="20"/>
+        </w:rPr>
+      </w:pPr>
+      <w:r>
+        <w:rPr>
+          <w:rFonts w:ascii="Calibri" w:hAnsi="Calibri" w:cs="Calibri"/>
+          <w:color w:val="000000" w:themeColor="text1"/>
+          <w:sz w:val="20"/>
+          <w:szCs w:val="20"/>
+        </w:rPr>
+        <w:t>is used to store the student's grade in the dictionary. If the student already exists, their previous grade is updated. If the student does not exist, a new student is added to the dictionary.</w:t>
+      </w:r>
+    </w:p>
+    <w:p>
+      <w:pPr>
+        <w:rPr>
+          <w:rFonts w:ascii="Calibri" w:hAnsi="Calibri" w:cs="Calibri"/>
+          <w:color w:val="000000" w:themeColor="text1"/>
+          <w:sz w:val="20"/>
+          <w:szCs w:val="20"/>
+        </w:rPr>
+      </w:pPr>
+      <w:r>
+        <w:rPr>
+          <w:rFonts w:ascii="Calibri" w:hAnsi="Calibri" w:cs="Calibri"/>
+          <w:color w:val="000000" w:themeColor="text1"/>
+          <w:sz w:val="20"/>
+          <w:szCs w:val="20"/>
+        </w:rPr>
+        <w:t xml:space="preserve">Finally, the for loop </w:t>
+      </w:r>
+      <w:proofErr w:type="gramStart"/>
+      <w:r>
+        <w:rPr>
+          <w:rFonts w:ascii="Calibri" w:hAnsi="Calibri" w:cs="Calibri"/>
+          <w:color w:val="000000" w:themeColor="text1"/>
+          <w:sz w:val="20"/>
+          <w:szCs w:val="20"/>
+        </w:rPr>
+        <w:t>with .items</w:t>
+      </w:r>
+      <w:proofErr w:type="gramEnd"/>
+      <w:r>
+        <w:rPr>
+          <w:rFonts w:ascii="Calibri" w:hAnsi="Calibri" w:cs="Calibri"/>
+          <w:color w:val="000000" w:themeColor="text1"/>
+          <w:sz w:val="20"/>
+          <w:szCs w:val="20"/>
+        </w:rPr>
+        <w:t>() goes through the dictionary and displays all the students along with their grades.</w:t>
+      </w:r>
+    </w:p>
+    <w:p>
+      <w:pPr>
+        <w:rPr>
+          <w:rFonts w:ascii="Calibri" w:hAnsi="Calibri" w:cs="Calibri"/>
+          <w:b/>
+          <w:bCs/>
+          <w:color w:val="000000" w:themeColor="text1"/>
+          <w:sz w:val="20"/>
+          <w:szCs w:val="20"/>
+          <w:u w:val="single"/>
+        </w:rPr>
+      </w:pPr>
+      <w:r>
+        <w:rPr>
+          <w:rFonts w:ascii="Calibri" w:hAnsi="Calibri" w:cs="Calibri"/>
+          <w:b/>
+          <w:bCs/>
+          <w:color w:val="000000" w:themeColor="text1"/>
           <w:sz w:val="20"/>
           <w:szCs w:val="20"/>
           <w:highlight w:val="yellow"/>
           <w:u w:val="single"/>
         </w:rPr>
-        <w:t>Code</w:t>
-      </w:r>
-      <w:r>
-        <w:rPr>
-          <w:rFonts w:ascii="Calibri" w:hAnsi="Calibri" w:cs="Calibri"/>
-          <w:b/>
-          <w:bCs/>
+        <w:t>Testing:</w:t>
+      </w:r>
+      <w:r>
+        <w:rPr>
+          <w:rFonts w:ascii="Calibri" w:hAnsi="Calibri" w:cs="Calibri"/>
+          <w:b/>
+          <w:bCs/>
+          <w:color w:val="000000" w:themeColor="text1"/>
+          <w:sz w:val="20"/>
+          <w:szCs w:val="20"/>
+          <w:u w:val="single"/>
+        </w:rPr>
+        <w:br/>
+      </w:r>
+      <w:r>
+        <w:rPr>
+          <w:rFonts w:ascii="Calibri" w:hAnsi="Calibri" w:cs="Calibri"/>
+          <w:b/>
+          <w:bCs/>
+          <w:color w:val="000000" w:themeColor="text1"/>
+          <w:sz w:val="20"/>
+          <w:szCs w:val="20"/>
+        </w:rPr>
+        <w:t>1. Updating an Existing Student:</w:t>
+      </w:r>
+      <w:r>
+        <w:rPr>
+          <w:rFonts w:ascii="Calibri" w:hAnsi="Calibri" w:cs="Calibri"/>
+          <w:color w:val="000000" w:themeColor="text1"/>
+          <w:sz w:val="20"/>
+          <w:szCs w:val="20"/>
+        </w:rPr>
+        <w:t xml:space="preserve"> </w:t>
+      </w:r>
+      <w:r>
+        <w:rPr>
+          <w:rFonts w:ascii="Calibri" w:hAnsi="Calibri" w:cs="Calibri"/>
+          <w:color w:val="000000" w:themeColor="text1"/>
+          <w:sz w:val="20"/>
+          <w:szCs w:val="20"/>
+        </w:rPr>
+        <w:t>The program was tested with the existing student Ali. His original grade was 95, and a new grade of 90 was entered. The output showed:</w:t>
+      </w:r>
+      <w:r>
+        <w:rPr>
+          <w:rFonts w:ascii="Calibri" w:hAnsi="Calibri" w:cs="Calibri"/>
+          <w:color w:val="000000" w:themeColor="text1"/>
+          <w:sz w:val="20"/>
+          <w:szCs w:val="20"/>
+        </w:rPr>
+        <w:br/>
+      </w:r>
+      <w:r>
+        <w:rPr>
+          <w:rFonts w:ascii="Calibri" w:hAnsi="Calibri" w:cs="Calibri"/>
+          <w:color w:val="FFFFFF" w:themeColor="background1"/>
+          <w:sz w:val="20"/>
+          <w:szCs w:val="20"/>
+          <w:highlight w:val="black"/>
+        </w:rPr>
+        <w:t>Ali: 90</w:t>
+      </w:r>
+    </w:p>
+    <w:p>
+      <w:pPr>
+        <w:rPr>
+          <w:rFonts w:ascii="Calibri" w:hAnsi="Calibri" w:cs="Calibri"/>
+          <w:color w:val="000000" w:themeColor="text1"/>
+          <w:sz w:val="20"/>
+          <w:szCs w:val="20"/>
+        </w:rPr>
+      </w:pPr>
+      <w:r>
+        <w:rPr>
+          <w:rFonts w:ascii="Calibri" w:hAnsi="Calibri" w:cs="Calibri"/>
+          <w:color w:val="000000" w:themeColor="text1"/>
+          <w:sz w:val="20"/>
+          <w:szCs w:val="20"/>
+        </w:rPr>
+        <w:t>This confirms that the existing student's grade was successfully updated.</w:t>
+      </w:r>
+    </w:p>
+    <w:p>
+      <w:pPr>
+        <w:rPr>
+          <w:rFonts w:ascii="Calibri" w:hAnsi="Calibri" w:cs="Calibri"/>
+          <w:color w:val="000000" w:themeColor="text1"/>
+          <w:sz w:val="20"/>
+          <w:szCs w:val="20"/>
+        </w:rPr>
+      </w:pPr>
+      <w:r>
+        <w:rPr>
+          <w:rFonts w:ascii="Calibri" w:hAnsi="Calibri" w:cs="Calibri"/>
+          <w:b/>
+          <w:bCs/>
+          <w:color w:val="000000" w:themeColor="text1"/>
+          <w:sz w:val="20"/>
+          <w:szCs w:val="20"/>
+        </w:rPr>
+        <w:t>2. Adding a New Student:</w:t>
+      </w:r>
+      <w:r>
+        <w:rPr>
+          <w:rFonts w:ascii="Calibri" w:hAnsi="Calibri" w:cs="Calibri"/>
+          <w:color w:val="000000" w:themeColor="text1"/>
+          <w:sz w:val="20"/>
+          <w:szCs w:val="20"/>
+        </w:rPr>
+        <w:t xml:space="preserve"> </w:t>
+      </w:r>
+      <w:r>
+        <w:rPr>
+          <w:rFonts w:ascii="Calibri" w:hAnsi="Calibri" w:cs="Calibri"/>
+          <w:color w:val="000000" w:themeColor="text1"/>
+          <w:sz w:val="20"/>
+          <w:szCs w:val="20"/>
+        </w:rPr>
+        <w:t>The program was then tested with Imran, who was not present in the initial dictionary. A grade of 80 was entered.</w:t>
+      </w:r>
+    </w:p>
+    <w:p>
+      <w:pPr>
+        <w:rPr>
+          <w:rFonts w:ascii="Calibri" w:hAnsi="Calibri" w:cs="Calibri"/>
+          <w:color w:val="000000" w:themeColor="text1"/>
+          <w:sz w:val="20"/>
+          <w:szCs w:val="20"/>
+        </w:rPr>
+      </w:pPr>
+      <w:r>
+        <w:rPr>
+          <w:rFonts w:ascii="Calibri" w:hAnsi="Calibri" w:cs="Calibri"/>
+          <w:color w:val="000000" w:themeColor="text1"/>
+          <w:sz w:val="20"/>
+          <w:szCs w:val="20"/>
+        </w:rPr>
+        <w:t>The output showed:</w:t>
+      </w:r>
+      <w:r>
+        <w:rPr>
+          <w:rFonts w:ascii="Calibri" w:hAnsi="Calibri" w:cs="Calibri"/>
+          <w:color w:val="000000" w:themeColor="text1"/>
+          <w:sz w:val="20"/>
+          <w:szCs w:val="20"/>
+        </w:rPr>
+        <w:br/>
+      </w:r>
+      <w:r>
+        <w:rPr>
+          <w:rFonts w:ascii="Calibri" w:hAnsi="Calibri" w:cs="Calibri"/>
+          <w:color w:val="FFFFFF" w:themeColor="background1"/>
+          <w:sz w:val="20"/>
+          <w:szCs w:val="20"/>
+          <w:highlight w:val="black"/>
+        </w:rPr>
+        <w:t>Imran: 80</w:t>
+      </w:r>
+    </w:p>
+    <w:p>
+      <w:pPr>
+        <w:rPr>
+          <w:rFonts w:ascii="Calibri" w:hAnsi="Calibri" w:cs="Calibri"/>
+          <w:color w:val="000000" w:themeColor="text1"/>
+          <w:sz w:val="20"/>
+          <w:szCs w:val="20"/>
+        </w:rPr>
+      </w:pPr>
+      <w:r>
+        <w:rPr>
+          <w:rFonts w:ascii="Calibri" w:hAnsi="Calibri" w:cs="Calibri"/>
+          <w:color w:val="000000" w:themeColor="text1"/>
+          <w:sz w:val="20"/>
+          <w:szCs w:val="20"/>
+        </w:rPr>
+        <w:t>This confirms that a new student was successfully added to the dictionary.</w:t>
+      </w:r>
+    </w:p>
+    <w:p>
+      <w:pPr>
+        <w:rPr>
+          <w:rFonts w:ascii="Calibri" w:hAnsi="Calibri" w:cs="Calibri"/>
+          <w:color w:val="FFFFFF" w:themeColor="background1"/>
+          <w:sz w:val="20"/>
+          <w:szCs w:val="20"/>
+        </w:rPr>
+      </w:pPr>
+      <w:r>
+        <w:rPr>
+          <w:rFonts w:ascii="Calibri" w:hAnsi="Calibri" w:cs="Calibri"/>
+          <w:b/>
+          <w:bCs/>
+          <w:color w:val="000000" w:themeColor="text1"/>
           <w:sz w:val="20"/>
           <w:szCs w:val="20"/>
           <w:highlight w:val="yellow"/>
           <w:u w:val="single"/>
         </w:rPr>
-        <w:t>:</w:t>
-      </w:r>
-      <w:r>
-        <w:rPr>
-          <w:rFonts w:ascii="Calibri" w:hAnsi="Calibri" w:cs="Calibri"/>
-          <w:b/>
-          <w:bCs/>
-          <w:sz w:val="20"/>
-          <w:szCs w:val="20"/>
-          <w:u w:val="single"/>
-        </w:rPr>
-        <w:br/>
-      </w:r>
-      <w:r>
-        <w:rPr>
-          <w:rFonts w:ascii="Calibri" w:hAnsi="Calibri" w:cs="Calibri"/>
-          <w:color w:val="FFFFFF" w:themeColor="background1"/>
-          <w:sz w:val="20"/>
-          <w:szCs w:val="20"/>
-          <w:highlight w:val="black"/>
-        </w:rPr>
-        <w:t>students = {</w:t>
-      </w:r>
-      <w:r>
-        <w:rPr>
-          <w:rFonts w:ascii="Calibri" w:hAnsi="Calibri" w:cs="Calibri"/>
-          <w:color w:val="FFFFFF" w:themeColor="background1"/>
-          <w:sz w:val="20"/>
-          <w:szCs w:val="20"/>
-          <w:highlight w:val="black"/>
-        </w:rPr>
-        <w:br/>
-      </w:r>
-      <w:r>
-        <w:rPr>
-          <w:rFonts w:ascii="Calibri" w:hAnsi="Calibri" w:cs="Calibri"/>
-          <w:color w:val="FFFFFF" w:themeColor="background1"/>
-          <w:sz w:val="20"/>
-          <w:szCs w:val="20"/>
-          <w:highlight w:val="black"/>
-        </w:rPr>
-        <w:t xml:space="preserve">    "Ali": 95,</w:t>
-      </w:r>
-      <w:r>
-        <w:rPr>
-          <w:rFonts w:ascii="Calibri" w:hAnsi="Calibri" w:cs="Calibri"/>
-          <w:color w:val="FFFFFF" w:themeColor="background1"/>
-          <w:sz w:val="20"/>
-          <w:szCs w:val="20"/>
-          <w:highlight w:val="black"/>
-        </w:rPr>
-        <w:br/>
-      </w:r>
-      <w:r>
-        <w:rPr>
-          <w:rFonts w:ascii="Calibri" w:hAnsi="Calibri" w:cs="Calibri"/>
-          <w:color w:val="FFFFFF" w:themeColor="background1"/>
-          <w:sz w:val="20"/>
-          <w:szCs w:val="20"/>
-          <w:highlight w:val="black"/>
-        </w:rPr>
-        <w:t xml:space="preserve">    "Rahul": 86,</w:t>
-      </w:r>
-      <w:r>
-        <w:rPr>
-          <w:rFonts w:ascii="Calibri" w:hAnsi="Calibri" w:cs="Calibri"/>
-          <w:color w:val="FFFFFF" w:themeColor="background1"/>
-          <w:sz w:val="20"/>
-          <w:szCs w:val="20"/>
-          <w:highlight w:val="black"/>
-        </w:rPr>
-        <w:br/>
-      </w:r>
-      <w:r>
-        <w:rPr>
-          <w:rFonts w:ascii="Calibri" w:hAnsi="Calibri" w:cs="Calibri"/>
-          <w:color w:val="FFFFFF" w:themeColor="background1"/>
-          <w:sz w:val="20"/>
-          <w:szCs w:val="20"/>
-          <w:highlight w:val="black"/>
-        </w:rPr>
-        <w:t xml:space="preserve">    "Ahmed": 78,</w:t>
-      </w:r>
-      <w:r>
-        <w:rPr>
-          <w:rFonts w:ascii="Calibri" w:hAnsi="Calibri" w:cs="Calibri"/>
-          <w:color w:val="FFFFFF" w:themeColor="background1"/>
-          <w:sz w:val="20"/>
-          <w:szCs w:val="20"/>
-          <w:highlight w:val="black"/>
-        </w:rPr>
-        <w:br/>
-      </w:r>
-      <w:r>
-        <w:rPr>
-          <w:rFonts w:ascii="Calibri" w:hAnsi="Calibri" w:cs="Calibri"/>
-          <w:color w:val="FFFFFF" w:themeColor="background1"/>
-          <w:sz w:val="20"/>
-          <w:szCs w:val="20"/>
-          <w:highlight w:val="black"/>
-        </w:rPr>
-        <w:t xml:space="preserve">    "Omkar": 69,</w:t>
-      </w:r>
-      <w:r>
-        <w:rPr>
-          <w:rFonts w:ascii="Calibri" w:hAnsi="Calibri" w:cs="Calibri"/>
-          <w:color w:val="FFFFFF" w:themeColor="background1"/>
-          <w:sz w:val="20"/>
-          <w:szCs w:val="20"/>
-          <w:highlight w:val="black"/>
-        </w:rPr>
-        <w:br/>
-      </w:r>
-      <w:r>
-        <w:rPr>
-          <w:rFonts w:ascii="Calibri" w:hAnsi="Calibri" w:cs="Calibri"/>
-          <w:color w:val="FFFFFF" w:themeColor="background1"/>
-          <w:sz w:val="20"/>
-          <w:szCs w:val="20"/>
-          <w:highlight w:val="black"/>
-        </w:rPr>
-        <w:t xml:space="preserve">    "Sameer": 56,</w:t>
-      </w:r>
-      <w:r>
-        <w:rPr>
-          <w:rFonts w:ascii="Calibri" w:hAnsi="Calibri" w:cs="Calibri"/>
-          <w:color w:val="FFFFFF" w:themeColor="background1"/>
-          <w:sz w:val="20"/>
-          <w:szCs w:val="20"/>
-          <w:highlight w:val="black"/>
-        </w:rPr>
-        <w:br/>
-      </w:r>
-      <w:r>
-        <w:rPr>
-          <w:rFonts w:ascii="Calibri" w:hAnsi="Calibri" w:cs="Calibri"/>
-          <w:color w:val="FFFFFF" w:themeColor="background1"/>
-          <w:sz w:val="20"/>
-          <w:szCs w:val="20"/>
-          <w:highlight w:val="black"/>
-        </w:rPr>
-        <w:t>}</w:t>
-      </w:r>
-    </w:p>
-    <w:p>
-      <w:pPr>
-        <w:rPr>
-          <w:rFonts w:ascii="Calibri" w:hAnsi="Calibri" w:cs="Calibri"/>
-          <w:color w:val="FFFFFF" w:themeColor="background1"/>
-          <w:sz w:val="20"/>
-          <w:szCs w:val="20"/>
-          <w:highlight w:val="black"/>
-        </w:rPr>
-      </w:pPr>
-      <w:r>
-        <w:rPr>
-          <w:rFonts w:ascii="Calibri" w:hAnsi="Calibri" w:cs="Calibri"/>
-          <w:color w:val="FFFFFF" w:themeColor="background1"/>
-          <w:sz w:val="20"/>
-          <w:szCs w:val="20"/>
-          <w:highlight w:val="black"/>
-        </w:rPr>
-        <w:t>student = input("Enter student name: ")</w:t>
-      </w:r>
-    </w:p>
-    <w:p>
-      <w:pPr>
-        <w:rPr>
-          <w:rFonts w:ascii="Calibri" w:hAnsi="Calibri" w:cs="Calibri"/>
-          <w:color w:val="FFFFFF" w:themeColor="background1"/>
-          <w:sz w:val="20"/>
-          <w:szCs w:val="20"/>
-          <w:highlight w:val="black"/>
-        </w:rPr>
-      </w:pPr>
-      <w:r>
-        <w:rPr>
-          <w:rFonts w:ascii="Calibri" w:hAnsi="Calibri" w:cs="Calibri"/>
-          <w:color w:val="FFFFFF" w:themeColor="background1"/>
-          <w:sz w:val="20"/>
-          <w:szCs w:val="20"/>
-          <w:highlight w:val="black"/>
-        </w:rPr>
-        <w:t>if student in students:</w:t>
-      </w:r>
-      <w:r>
-        <w:rPr>
-          <w:rFonts w:ascii="Calibri" w:hAnsi="Calibri" w:cs="Calibri"/>
-          <w:color w:val="FFFFFF" w:themeColor="background1"/>
-          <w:sz w:val="20"/>
-          <w:szCs w:val="20"/>
-          <w:highlight w:val="black"/>
-        </w:rPr>
-        <w:br/>
-      </w:r>
-      <w:r>
-        <w:rPr>
-          <w:rFonts w:ascii="Calibri" w:hAnsi="Calibri" w:cs="Calibri"/>
-          <w:color w:val="FFFFFF" w:themeColor="background1"/>
-          <w:sz w:val="20"/>
-          <w:szCs w:val="20"/>
-          <w:highlight w:val="black"/>
-        </w:rPr>
-        <w:t xml:space="preserve">    print("Student exists")</w:t>
-      </w:r>
-    </w:p>
-    <w:p>
-      <w:pPr>
-        <w:rPr>
-          <w:rFonts w:ascii="Calibri" w:hAnsi="Calibri" w:cs="Calibri"/>
-          <w:color w:val="FFFFFF" w:themeColor="background1"/>
-          <w:sz w:val="20"/>
-          <w:szCs w:val="20"/>
-          <w:highlight w:val="black"/>
-        </w:rPr>
-      </w:pPr>
-      <w:r>
-        <w:rPr>
-          <w:rFonts w:ascii="Calibri" w:hAnsi="Calibri" w:cs="Calibri"/>
-          <w:color w:val="FFFFFF" w:themeColor="background1"/>
-          <w:sz w:val="20"/>
-          <w:szCs w:val="20"/>
-          <w:highlight w:val="black"/>
-        </w:rPr>
-        <w:t>else:</w:t>
-      </w:r>
-      <w:r>
-        <w:rPr>
-          <w:rFonts w:ascii="Calibri" w:hAnsi="Calibri" w:cs="Calibri"/>
-          <w:color w:val="FFFFFF" w:themeColor="background1"/>
-          <w:sz w:val="20"/>
-          <w:szCs w:val="20"/>
-          <w:highlight w:val="black"/>
-        </w:rPr>
-        <w:br/>
-      </w:r>
-      <w:r>
-        <w:rPr>
-          <w:rFonts w:ascii="Calibri" w:hAnsi="Calibri" w:cs="Calibri"/>
-          <w:color w:val="FFFFFF" w:themeColor="background1"/>
-          <w:sz w:val="20"/>
-          <w:szCs w:val="20"/>
-          <w:highlight w:val="black"/>
-        </w:rPr>
-        <w:t xml:space="preserve">    print("Student does not exist")</w:t>
-      </w:r>
-      <w:r>
-        <w:rPr>
-          <w:rFonts w:ascii="Calibri" w:hAnsi="Calibri" w:cs="Calibri"/>
-          <w:color w:val="FFFFFF" w:themeColor="background1"/>
-          <w:sz w:val="20"/>
-          <w:szCs w:val="20"/>
-          <w:highlight w:val="black"/>
-        </w:rPr>
-        <w:br/>
-      </w:r>
-      <w:r>
-        <w:rPr>
-          <w:rFonts w:ascii="Calibri" w:hAnsi="Calibri" w:cs="Calibri"/>
-          <w:color w:val="FFFFFF" w:themeColor="background1"/>
-          <w:sz w:val="20"/>
-          <w:szCs w:val="20"/>
-          <w:highlight w:val="black"/>
-        </w:rPr>
-        <w:br/>
-      </w:r>
-      <w:r>
-        <w:rPr>
-          <w:rFonts w:ascii="Calibri" w:hAnsi="Calibri" w:cs="Calibri"/>
-          <w:color w:val="FFFFFF" w:themeColor="background1"/>
-          <w:sz w:val="20"/>
-          <w:szCs w:val="20"/>
-          <w:highlight w:val="black"/>
-        </w:rPr>
-        <w:t>grade = int(input("Enter grade: "))</w:t>
-      </w:r>
-    </w:p>
-    <w:p>
-      <w:pPr>
-        <w:rPr>
-          <w:rFonts w:ascii="Calibri" w:hAnsi="Calibri" w:cs="Calibri"/>
-          <w:color w:val="FFFFFF" w:themeColor="background1"/>
-          <w:sz w:val="20"/>
-          <w:szCs w:val="20"/>
-          <w:highlight w:val="black"/>
-        </w:rPr>
-      </w:pPr>
-      <w:r>
-        <w:rPr>
-          <w:rFonts w:ascii="Calibri" w:hAnsi="Calibri" w:cs="Calibri"/>
-          <w:color w:val="FFFFFF" w:themeColor="background1"/>
-          <w:sz w:val="20"/>
-          <w:szCs w:val="20"/>
-          <w:highlight w:val="black"/>
-        </w:rPr>
-        <w:t>students[student] = grade</w:t>
-      </w:r>
-      <w:r>
-        <w:rPr>
-          <w:rFonts w:ascii="Calibri" w:hAnsi="Calibri" w:cs="Calibri"/>
-          <w:color w:val="FFFFFF" w:themeColor="background1"/>
-          <w:sz w:val="20"/>
-          <w:szCs w:val="20"/>
-          <w:highlight w:val="black"/>
-        </w:rPr>
-        <w:br/>
-      </w:r>
-      <w:r>
-        <w:rPr>
-          <w:rFonts w:ascii="Calibri" w:hAnsi="Calibri" w:cs="Calibri"/>
-          <w:color w:val="FFFFFF" w:themeColor="background1"/>
-          <w:sz w:val="20"/>
-          <w:szCs w:val="20"/>
-          <w:highlight w:val="black"/>
-        </w:rPr>
-        <w:t>print("Student Grades:")</w:t>
-      </w:r>
-    </w:p>
-    <w:p>
-      <w:pPr>
-        <w:rPr>
-          <w:rFonts w:ascii="Calibri" w:hAnsi="Calibri" w:cs="Calibri"/>
-          <w:color w:val="FFFFFF" w:themeColor="background1"/>
-          <w:sz w:val="20"/>
-          <w:szCs w:val="20"/>
-        </w:rPr>
-      </w:pPr>
-      <w:r>
-        <w:rPr>
-          <w:rFonts w:ascii="Calibri" w:hAnsi="Calibri" w:cs="Calibri"/>
-          <w:color w:val="FFFFFF" w:themeColor="background1"/>
-          <w:sz w:val="20"/>
-          <w:szCs w:val="20"/>
-          <w:highlight w:val="black"/>
-        </w:rPr>
-        <w:t>for student, grade in students.items():</w:t>
-      </w:r>
-      <w:r>
-        <w:rPr>
-          <w:rFonts w:ascii="Calibri" w:hAnsi="Calibri" w:cs="Calibri"/>
-          <w:color w:val="FFFFFF" w:themeColor="background1"/>
-          <w:sz w:val="20"/>
-          <w:szCs w:val="20"/>
-          <w:highlight w:val="black"/>
-        </w:rPr>
-        <w:br/>
-      </w:r>
-      <w:r>
-        <w:rPr>
-          <w:rFonts w:ascii="Calibri" w:hAnsi="Calibri" w:cs="Calibri"/>
-          <w:color w:val="FFFFFF" w:themeColor="background1"/>
-          <w:sz w:val="20"/>
-          <w:szCs w:val="20"/>
-          <w:highlight w:val="black"/>
-        </w:rPr>
-        <w:t xml:space="preserve">    print(f"{student}: {grade}")</w:t>
-      </w:r>
-    </w:p>
-    <w:p>
-      <w:pPr>
-        <w:rPr>
-          <w:rFonts w:ascii="Calibri" w:hAnsi="Calibri" w:cs="Calibri"/>
-          <w:b/>
-          <w:bCs/>
-          <w:color w:val="000000" w:themeColor="text1"/>
-          <w:sz w:val="20"/>
-          <w:szCs w:val="20"/>
-          <w:u w:val="single"/>
-        </w:rPr>
-      </w:pPr>
-      <w:r>
-        <w:rPr>
-          <w:rFonts w:ascii="Calibri" w:hAnsi="Calibri" w:cs="Calibri"/>
-          <w:b/>
-          <w:bCs/>
-          <w:color w:val="000000" w:themeColor="text1"/>
-          <w:sz w:val="20"/>
-          <w:szCs w:val="20"/>
-          <w:highlight w:val="yellow"/>
-          <w:u w:val="single"/>
-        </w:rPr>
-        <w:t>Explanation</w:t>
-      </w:r>
-      <w:r>
-        <w:rPr>
-          <w:rFonts w:ascii="Calibri" w:hAnsi="Calibri" w:cs="Calibri"/>
-          <w:b/>
-          <w:bCs/>
-          <w:color w:val="000000" w:themeColor="text1"/>
-          <w:sz w:val="20"/>
-          <w:szCs w:val="20"/>
-          <w:u w:val="single"/>
-        </w:rPr>
-        <w:t>:</w:t>
-      </w:r>
-      <w:r>
-        <w:rPr>
-          <w:rFonts w:ascii="Calibri" w:hAnsi="Calibri" w:cs="Calibri"/>
-          <w:b/>
-          <w:bCs/>
-          <w:color w:val="000000" w:themeColor="text1"/>
-          <w:sz w:val="20"/>
-          <w:szCs w:val="20"/>
-          <w:u w:val="single"/>
-        </w:rPr>
-        <w:br/>
-      </w:r>
-      <w:r>
-        <w:rPr>
-          <w:rFonts w:ascii="Calibri" w:hAnsi="Calibri" w:cs="Calibri"/>
-          <w:color w:val="000000" w:themeColor="text1"/>
-          <w:sz w:val="20"/>
-          <w:szCs w:val="20"/>
-        </w:rPr>
-        <w:t>The program first creates a dictionary named students, where each student's name is stored as a key and their grade is stored as the corresponding value.</w:t>
-      </w:r>
-    </w:p>
-    <w:p>
-      <w:pPr>
-        <w:rPr>
-          <w:rFonts w:ascii="Calibri" w:hAnsi="Calibri" w:cs="Calibri"/>
-          <w:color w:val="000000" w:themeColor="text1"/>
-          <w:sz w:val="20"/>
-          <w:szCs w:val="20"/>
-        </w:rPr>
-      </w:pPr>
-      <w:r>
-        <w:rPr>
-          <w:rFonts w:ascii="Calibri" w:hAnsi="Calibri" w:cs="Calibri"/>
-          <w:color w:val="000000" w:themeColor="text1"/>
-          <w:sz w:val="20"/>
-          <w:szCs w:val="20"/>
-        </w:rPr>
-        <w:t>The input() function is used to ask the user to enter a student name. The in operator with an if/else statement checks whether the entered student already exists in the dictionary.</w:t>
-      </w:r>
-    </w:p>
-    <w:p>
-      <w:pPr>
-        <w:rPr>
-          <w:rFonts w:ascii="Calibri" w:hAnsi="Calibri" w:cs="Calibri"/>
-          <w:color w:val="000000" w:themeColor="text1"/>
-          <w:sz w:val="20"/>
-          <w:szCs w:val="20"/>
-        </w:rPr>
-      </w:pPr>
-      <w:r>
-        <w:rPr>
-          <w:rFonts w:ascii="Calibri" w:hAnsi="Calibri" w:cs="Calibri"/>
-          <w:color w:val="000000" w:themeColor="text1"/>
-          <w:sz w:val="20"/>
-          <w:szCs w:val="20"/>
-        </w:rPr>
-        <w:t>The program then asks the user to enter the student's grade. The int() function converts the entered grade from text into an integer.</w:t>
-      </w:r>
-    </w:p>
-    <w:p>
-      <w:pPr>
-        <w:rPr>
-          <w:rFonts w:ascii="Calibri" w:hAnsi="Calibri" w:cs="Calibri"/>
-          <w:b/>
-          <w:bCs/>
-          <w:color w:val="000000" w:themeColor="text1"/>
-          <w:sz w:val="20"/>
-          <w:szCs w:val="20"/>
-        </w:rPr>
-      </w:pPr>
-      <w:r>
-        <w:rPr>
-          <w:rFonts w:ascii="Calibri" w:hAnsi="Calibri" w:cs="Calibri"/>
-          <w:b/>
-          <w:bCs/>
-          <w:color w:val="000000" w:themeColor="text1"/>
-          <w:sz w:val="20"/>
-          <w:szCs w:val="20"/>
-        </w:rPr>
-        <w:t>The statement:</w:t>
-      </w:r>
-      <w:r>
-        <w:rPr>
-          <w:rFonts w:ascii="Calibri" w:hAnsi="Calibri" w:cs="Calibri"/>
-          <w:b/>
-          <w:bCs/>
-          <w:color w:val="000000" w:themeColor="text1"/>
-          <w:sz w:val="20"/>
-          <w:szCs w:val="20"/>
-        </w:rPr>
-        <w:t xml:space="preserve"> </w:t>
-      </w:r>
-      <w:r>
-        <w:rPr>
-          <w:rFonts w:ascii="Calibri" w:hAnsi="Calibri" w:cs="Calibri"/>
-          <w:b/>
-          <w:bCs/>
-          <w:color w:val="FFFFFF" w:themeColor="background1"/>
-          <w:sz w:val="20"/>
-          <w:szCs w:val="20"/>
-          <w:highlight w:val="black"/>
-        </w:rPr>
-        <w:t>students[student] = grade</w:t>
-      </w:r>
-    </w:p>
-    <w:p>
-      <w:pPr>
-        <w:rPr>
-          <w:rFonts w:ascii="Calibri" w:hAnsi="Calibri" w:cs="Calibri"/>
-          <w:color w:val="000000" w:themeColor="text1"/>
-          <w:sz w:val="20"/>
-          <w:szCs w:val="20"/>
-        </w:rPr>
-      </w:pPr>
-      <w:r>
-        <w:rPr>
-          <w:rFonts w:ascii="Calibri" w:hAnsi="Calibri" w:cs="Calibri"/>
-          <w:color w:val="000000" w:themeColor="text1"/>
-          <w:sz w:val="20"/>
-          <w:szCs w:val="20"/>
-        </w:rPr>
-        <w:t>is used to store the student's grade in the dictionary. If the student already exists, their previous grade is updated. If the student does not exist, a new student is added to the dictionary.</w:t>
-      </w:r>
-    </w:p>
-    <w:p>
-      <w:pPr>
-        <w:rPr>
-          <w:rFonts w:ascii="Calibri" w:hAnsi="Calibri" w:cs="Calibri"/>
-          <w:color w:val="000000" w:themeColor="text1"/>
-          <w:sz w:val="20"/>
-          <w:szCs w:val="20"/>
-        </w:rPr>
-      </w:pPr>
-      <w:r>
-        <w:rPr>
-          <w:rFonts w:ascii="Calibri" w:hAnsi="Calibri" w:cs="Calibri"/>
-          <w:color w:val="000000" w:themeColor="text1"/>
-          <w:sz w:val="20"/>
-          <w:szCs w:val="20"/>
-        </w:rPr>
-        <w:t>Finally, the for loop with .items() goes through the dictionary and displays all the students along with their grades.</w:t>
-      </w:r>
-    </w:p>
-    <w:p>
-      <w:pPr>
-        <w:rPr>
-          <w:rFonts w:ascii="Calibri" w:hAnsi="Calibri" w:cs="Calibri"/>
-          <w:b/>
-          <w:bCs/>
-          <w:color w:val="000000" w:themeColor="text1"/>
-          <w:sz w:val="20"/>
-          <w:szCs w:val="20"/>
-          <w:u w:val="single"/>
-        </w:rPr>
-      </w:pPr>
-      <w:r>
-        <w:rPr>
-          <w:rFonts w:ascii="Calibri" w:hAnsi="Calibri" w:cs="Calibri"/>
-          <w:b/>
-          <w:bCs/>
-          <w:color w:val="000000" w:themeColor="text1"/>
-          <w:sz w:val="20"/>
-          <w:szCs w:val="20"/>
-          <w:highlight w:val="yellow"/>
-          <w:u w:val="single"/>
-        </w:rPr>
-        <w:t>Testing</w:t>
-      </w:r>
-      <w:r>
-        <w:rPr>
-          <w:rFonts w:ascii="Calibri" w:hAnsi="Calibri" w:cs="Calibri"/>
-          <w:b/>
-          <w:bCs/>
-          <w:color w:val="000000" w:themeColor="text1"/>
-          <w:sz w:val="20"/>
-          <w:szCs w:val="20"/>
-          <w:highlight w:val="yellow"/>
-          <w:u w:val="single"/>
-        </w:rPr>
-        <w:t>:</w:t>
-      </w:r>
-      <w:r>
-        <w:rPr>
-          <w:rFonts w:ascii="Calibri" w:hAnsi="Calibri" w:cs="Calibri"/>
-          <w:b/>
-          <w:bCs/>
-          <w:color w:val="000000" w:themeColor="text1"/>
-          <w:sz w:val="20"/>
-          <w:szCs w:val="20"/>
-          <w:u w:val="single"/>
-        </w:rPr>
-        <w:br/>
-      </w:r>
-      <w:r>
-        <w:rPr>
-          <w:rFonts w:ascii="Calibri" w:hAnsi="Calibri" w:cs="Calibri"/>
-          <w:b/>
-          <w:bCs/>
-          <w:color w:val="000000" w:themeColor="text1"/>
-          <w:sz w:val="20"/>
-          <w:szCs w:val="20"/>
-        </w:rPr>
-        <w:t>1. Updating an Existing Student</w:t>
-      </w:r>
-      <w:r>
-        <w:rPr>
-          <w:rFonts w:ascii="Calibri" w:hAnsi="Calibri" w:cs="Calibri"/>
-          <w:b/>
-          <w:bCs/>
-          <w:color w:val="000000" w:themeColor="text1"/>
-          <w:sz w:val="20"/>
-          <w:szCs w:val="20"/>
-        </w:rPr>
-        <w:t>:</w:t>
-      </w:r>
-      <w:r>
-        <w:rPr>
-          <w:rFonts w:ascii="Calibri" w:hAnsi="Calibri" w:cs="Calibri"/>
-          <w:color w:val="000000" w:themeColor="text1"/>
-          <w:sz w:val="20"/>
-          <w:szCs w:val="20"/>
-        </w:rPr>
-        <w:t xml:space="preserve"> </w:t>
-      </w:r>
-      <w:r>
-        <w:rPr>
-          <w:rFonts w:ascii="Calibri" w:hAnsi="Calibri" w:cs="Calibri"/>
-          <w:color w:val="000000" w:themeColor="text1"/>
-          <w:sz w:val="20"/>
-          <w:szCs w:val="20"/>
-        </w:rPr>
-        <w:t>The program was tested with the existing student Ali. His original grade was 95, and a new grade of 90 was entered. The output showed:</w:t>
-      </w:r>
-      <w:r>
-        <w:rPr>
-          <w:rFonts w:ascii="Calibri" w:hAnsi="Calibri" w:cs="Calibri"/>
-          <w:color w:val="000000" w:themeColor="text1"/>
-          <w:sz w:val="20"/>
-          <w:szCs w:val="20"/>
-        </w:rPr>
-        <w:br/>
-      </w:r>
-      <w:r>
-        <w:rPr>
-          <w:rFonts w:ascii="Calibri" w:hAnsi="Calibri" w:cs="Calibri"/>
-          <w:color w:val="FFFFFF" w:themeColor="background1"/>
-          <w:sz w:val="20"/>
-          <w:szCs w:val="20"/>
-          <w:highlight w:val="black"/>
-        </w:rPr>
-        <w:t>Ali: 90</w:t>
-      </w:r>
-    </w:p>
-    <w:p>
-      <w:pPr>
-        <w:rPr>
-          <w:rFonts w:ascii="Calibri" w:hAnsi="Calibri" w:cs="Calibri"/>
-          <w:color w:val="000000" w:themeColor="text1"/>
-          <w:sz w:val="20"/>
-          <w:szCs w:val="20"/>
-        </w:rPr>
-      </w:pPr>
-      <w:r>
-        <w:rPr>
-          <w:rFonts w:ascii="Calibri" w:hAnsi="Calibri" w:cs="Calibri"/>
-          <w:color w:val="000000" w:themeColor="text1"/>
-          <w:sz w:val="20"/>
-          <w:szCs w:val="20"/>
-        </w:rPr>
-        <w:t>This confirms that the existing student's grade was successfully updated.</w:t>
-      </w:r>
-    </w:p>
-    <w:p>
-      <w:pPr>
-        <w:rPr>
-          <w:rFonts w:ascii="Calibri" w:hAnsi="Calibri" w:cs="Calibri"/>
-          <w:color w:val="000000" w:themeColor="text1"/>
-          <w:sz w:val="20"/>
-          <w:szCs w:val="20"/>
-        </w:rPr>
-      </w:pPr>
-      <w:r>
-        <w:rPr>
-          <w:rFonts w:ascii="Calibri" w:hAnsi="Calibri" w:cs="Calibri"/>
-          <w:b/>
-          <w:bCs/>
-          <w:color w:val="000000" w:themeColor="text1"/>
-          <w:sz w:val="20"/>
-          <w:szCs w:val="20"/>
-        </w:rPr>
-        <w:t>2. Adding a New Student</w:t>
-      </w:r>
-      <w:r>
-        <w:rPr>
-          <w:rFonts w:ascii="Calibri" w:hAnsi="Calibri" w:cs="Calibri"/>
-          <w:b/>
-          <w:bCs/>
-          <w:color w:val="000000" w:themeColor="text1"/>
-          <w:sz w:val="20"/>
-          <w:szCs w:val="20"/>
-        </w:rPr>
-        <w:t>:</w:t>
-      </w:r>
-      <w:r>
-        <w:rPr>
-          <w:rFonts w:ascii="Calibri" w:hAnsi="Calibri" w:cs="Calibri"/>
-          <w:color w:val="000000" w:themeColor="text1"/>
-          <w:sz w:val="20"/>
-          <w:szCs w:val="20"/>
-        </w:rPr>
-        <w:t xml:space="preserve"> </w:t>
-      </w:r>
-      <w:r>
-        <w:rPr>
-          <w:rFonts w:ascii="Calibri" w:hAnsi="Calibri" w:cs="Calibri"/>
-          <w:color w:val="000000" w:themeColor="text1"/>
-          <w:sz w:val="20"/>
-          <w:szCs w:val="20"/>
-        </w:rPr>
-        <w:t>The program was then tested with Imran, who was not present in the initial dictionary. A grade of 80 was entered.</w:t>
-      </w:r>
-    </w:p>
-    <w:p>
-      <w:pPr>
-        <w:rPr>
-          <w:rFonts w:ascii="Calibri" w:hAnsi="Calibri" w:cs="Calibri"/>
-          <w:color w:val="000000" w:themeColor="text1"/>
-          <w:sz w:val="20"/>
-          <w:szCs w:val="20"/>
-        </w:rPr>
-      </w:pPr>
-      <w:r>
-        <w:rPr>
-          <w:rFonts w:ascii="Calibri" w:hAnsi="Calibri" w:cs="Calibri"/>
-          <w:color w:val="000000" w:themeColor="text1"/>
-          <w:sz w:val="20"/>
-          <w:szCs w:val="20"/>
-        </w:rPr>
-        <w:t>The output showed:</w:t>
-      </w:r>
-      <w:r>
-        <w:rPr>
-          <w:rFonts w:ascii="Calibri" w:hAnsi="Calibri" w:cs="Calibri"/>
-          <w:color w:val="000000" w:themeColor="text1"/>
-          <w:sz w:val="20"/>
-          <w:szCs w:val="20"/>
-        </w:rPr>
-        <w:br/>
-      </w:r>
-      <w:r>
-        <w:rPr>
-          <w:rFonts w:ascii="Calibri" w:hAnsi="Calibri" w:cs="Calibri"/>
-          <w:color w:val="FFFFFF" w:themeColor="background1"/>
-          <w:sz w:val="20"/>
-          <w:szCs w:val="20"/>
-          <w:highlight w:val="black"/>
-        </w:rPr>
-        <w:t>Imran: 80</w:t>
-      </w:r>
-    </w:p>
-    <w:p>
-      <w:pPr>
-        <w:rPr>
-          <w:rFonts w:ascii="Calibri" w:hAnsi="Calibri" w:cs="Calibri"/>
-          <w:color w:val="000000" w:themeColor="text1"/>
-          <w:sz w:val="20"/>
-          <w:szCs w:val="20"/>
-        </w:rPr>
-      </w:pPr>
-      <w:r>
-        <w:rPr>
-          <w:rFonts w:ascii="Calibri" w:hAnsi="Calibri" w:cs="Calibri"/>
-          <w:color w:val="000000" w:themeColor="text1"/>
-          <w:sz w:val="20"/>
-          <w:szCs w:val="20"/>
-        </w:rPr>
-        <w:t>This confirms that a new student was successfully added to the dictionary.</w:t>
-      </w:r>
-    </w:p>
-    <w:p>
-      <w:pPr>
-        <w:rPr>
-          <w:rFonts w:ascii="Calibri" w:hAnsi="Calibri" w:cs="Calibri"/>
-          <w:color w:val="FFFFFF" w:themeColor="background1"/>
-          <w:sz w:val="20"/>
-          <w:szCs w:val="20"/>
-        </w:rPr>
-      </w:pPr>
-      <w:r>
-        <w:rPr>
-          <w:rFonts w:ascii="Calibri" w:hAnsi="Calibri" w:cs="Calibri"/>
-          <w:b/>
-          <w:bCs/>
-          <w:color w:val="000000" w:themeColor="text1"/>
-          <w:sz w:val="20"/>
-          <w:szCs w:val="20"/>
-          <w:highlight w:val="yellow"/>
-          <w:u w:val="single"/>
-        </w:rPr>
-        <w:t>Commands Used</w:t>
-      </w:r>
-      <w:r>
-        <w:rPr>
-          <w:rFonts w:ascii="Calibri" w:hAnsi="Calibri" w:cs="Calibri"/>
-          <w:b/>
-          <w:bCs/>
-          <w:color w:val="000000" w:themeColor="text1"/>
-          <w:sz w:val="20"/>
-          <w:szCs w:val="20"/>
-          <w:highlight w:val="yellow"/>
-          <w:u w:val="single"/>
-        </w:rPr>
-        <w:t>:</w:t>
+        <w:t>Commands Used:</w:t>
       </w:r>
       <w:r>
         <w:rPr>
@@ -2030,6 +2140,7 @@
       <w:r>
         <w:rPr>
           <w:rFonts w:ascii="Calibri" w:hAnsi="Calibri" w:cs="Calibri"/>
+          <w:noProof/>
           <w:color w:val="FFFFFF" w:themeColor="background1"/>
           <w:sz w:val="20"/>
           <w:szCs w:val="20"/>
@@ -2301,8 +2412,76 @@
           <w:szCs w:val="20"/>
           <w:highlight w:val="yellow"/>
         </w:rPr>
-        <w:t>Objective</w:t>
-      </w:r>
+        <w:t>Objective:</w:t>
+      </w:r>
+      <w:r>
+        <w:rPr>
+          <w:rFonts w:ascii="Calibri" w:hAnsi="Calibri" w:cs="Calibri"/>
+          <w:color w:val="000000" w:themeColor="text1"/>
+          <w:sz w:val="20"/>
+          <w:szCs w:val="20"/>
+        </w:rPr>
+        <w:t xml:space="preserve"> </w:t>
+      </w:r>
+      <w:r>
+        <w:rPr>
+          <w:rFonts w:ascii="Calibri" w:hAnsi="Calibri" w:cs="Calibri"/>
+          <w:color w:val="000000" w:themeColor="text1"/>
+          <w:sz w:val="20"/>
+          <w:szCs w:val="20"/>
+        </w:rPr>
+        <w:t xml:space="preserve">Create a text file using Python and write content into it using </w:t>
+      </w:r>
+      <w:proofErr w:type="gramStart"/>
+      <w:r>
+        <w:rPr>
+          <w:rFonts w:ascii="Calibri" w:hAnsi="Calibri" w:cs="Calibri"/>
+          <w:color w:val="000000" w:themeColor="text1"/>
+          <w:sz w:val="20"/>
+          <w:szCs w:val="20"/>
+        </w:rPr>
+        <w:t>open(</w:t>
+      </w:r>
+      <w:proofErr w:type="gramEnd"/>
+      <w:r>
+        <w:rPr>
+          <w:rFonts w:ascii="Calibri" w:hAnsi="Calibri" w:cs="Calibri"/>
+          <w:color w:val="000000" w:themeColor="text1"/>
+          <w:sz w:val="20"/>
+          <w:szCs w:val="20"/>
+        </w:rPr>
+        <w:t xml:space="preserve">) and </w:t>
+      </w:r>
+      <w:proofErr w:type="gramStart"/>
+      <w:r>
+        <w:rPr>
+          <w:rFonts w:ascii="Calibri" w:hAnsi="Calibri" w:cs="Calibri"/>
+          <w:color w:val="000000" w:themeColor="text1"/>
+          <w:sz w:val="20"/>
+          <w:szCs w:val="20"/>
+        </w:rPr>
+        <w:t>write(</w:t>
+      </w:r>
+      <w:proofErr w:type="gramEnd"/>
+      <w:r>
+        <w:rPr>
+          <w:rFonts w:ascii="Calibri" w:hAnsi="Calibri" w:cs="Calibri"/>
+          <w:color w:val="000000" w:themeColor="text1"/>
+          <w:sz w:val="20"/>
+          <w:szCs w:val="20"/>
+        </w:rPr>
+        <w:t>).</w:t>
+      </w:r>
+    </w:p>
+    <w:p>
+      <w:pPr>
+        <w:rPr>
+          <w:rFonts w:ascii="Calibri" w:hAnsi="Calibri" w:cs="Calibri"/>
+          <w:color w:val="FFFFFF" w:themeColor="background1"/>
+          <w:sz w:val="20"/>
+          <w:szCs w:val="20"/>
+        </w:rPr>
+      </w:pPr>
       <w:r>
         <w:rPr>
           <w:rFonts w:ascii="Calibri" w:hAnsi="Calibri" w:cs="Calibri"/>
@@ -2313,7 +2492,401 @@
           <w:szCs w:val="20"/>
           <w:highlight w:val="yellow"/>
         </w:rPr>
-        <w:t>:</w:t>
+        <w:t>Code:</w:t>
+      </w:r>
+      <w:r>
+        <w:rPr>
+          <w:rFonts w:ascii="Calibri" w:hAnsi="Calibri" w:cs="Calibri"/>
+          <w:b/>
+          <w:bCs/>
+          <w:color w:val="000000" w:themeColor="text1"/>
+          <w:sz w:val="20"/>
+          <w:szCs w:val="20"/>
+        </w:rPr>
+        <w:br/>
+      </w:r>
+      <w:r>
+        <w:rPr>
+          <w:rFonts w:ascii="Calibri" w:hAnsi="Calibri" w:cs="Calibri"/>
+          <w:color w:val="FFFFFF" w:themeColor="background1"/>
+          <w:sz w:val="20"/>
+          <w:szCs w:val="20"/>
+          <w:highlight w:val="black"/>
+        </w:rPr>
+        <w:t xml:space="preserve">with </w:t>
+      </w:r>
+      <w:proofErr w:type="gramStart"/>
+      <w:r>
+        <w:rPr>
+          <w:rFonts w:ascii="Calibri" w:hAnsi="Calibri" w:cs="Calibri"/>
+          <w:color w:val="FFFFFF" w:themeColor="background1"/>
+          <w:sz w:val="20"/>
+          <w:szCs w:val="20"/>
+          <w:highlight w:val="black"/>
+        </w:rPr>
+        <w:t>open(</w:t>
+      </w:r>
+      <w:proofErr w:type="gramEnd"/>
+      <w:r>
+        <w:rPr>
+          <w:rFonts w:ascii="Calibri" w:hAnsi="Calibri" w:cs="Calibri"/>
+          <w:color w:val="FFFFFF" w:themeColor="background1"/>
+          <w:sz w:val="20"/>
+          <w:szCs w:val="20"/>
+          <w:highlight w:val="black"/>
+        </w:rPr>
+        <w:t>"my_notes.txt", "w") as file:</w:t>
+      </w:r>
+      <w:r>
+        <w:rPr>
+          <w:rFonts w:ascii="Calibri" w:hAnsi="Calibri" w:cs="Calibri"/>
+          <w:color w:val="FFFFFF" w:themeColor="background1"/>
+          <w:sz w:val="20"/>
+          <w:szCs w:val="20"/>
+          <w:highlight w:val="black"/>
+        </w:rPr>
+        <w:br/>
+        <w:t xml:space="preserve">    </w:t>
+      </w:r>
+      <w:proofErr w:type="spellStart"/>
+      <w:proofErr w:type="gramStart"/>
+      <w:r>
+        <w:rPr>
+          <w:rFonts w:ascii="Calibri" w:hAnsi="Calibri" w:cs="Calibri"/>
+          <w:color w:val="FFFFFF" w:themeColor="background1"/>
+          <w:sz w:val="20"/>
+          <w:szCs w:val="20"/>
+          <w:highlight w:val="black"/>
+        </w:rPr>
+        <w:t>file.write</w:t>
+      </w:r>
+      <w:proofErr w:type="spellEnd"/>
+      <w:proofErr w:type="gramEnd"/>
+      <w:r>
+        <w:rPr>
+          <w:rFonts w:ascii="Calibri" w:hAnsi="Calibri" w:cs="Calibri"/>
+          <w:color w:val="FFFFFF" w:themeColor="background1"/>
+          <w:sz w:val="20"/>
+          <w:szCs w:val="20"/>
+          <w:highlight w:val="black"/>
+        </w:rPr>
+        <w:t>("This is my first Python file.")</w:t>
+      </w:r>
+    </w:p>
+    <w:p>
+      <w:pPr>
+        <w:rPr>
+          <w:rFonts w:ascii="Calibri" w:hAnsi="Calibri" w:cs="Calibri"/>
+          <w:color w:val="000000" w:themeColor="text1"/>
+          <w:sz w:val="20"/>
+          <w:szCs w:val="20"/>
+        </w:rPr>
+      </w:pPr>
+      <w:r>
+        <w:rPr>
+          <w:rFonts w:ascii="Calibri" w:hAnsi="Calibri" w:cs="Calibri"/>
+          <w:b/>
+          <w:bCs/>
+          <w:color w:val="000000" w:themeColor="text1"/>
+          <w:sz w:val="20"/>
+          <w:szCs w:val="20"/>
+          <w:highlight w:val="yellow"/>
+          <w:u w:val="single"/>
+        </w:rPr>
+        <w:t>Explanation:</w:t>
+      </w:r>
+      <w:r>
+        <w:rPr>
+          <w:rFonts w:ascii="Calibri" w:hAnsi="Calibri" w:cs="Calibri"/>
+          <w:color w:val="000000" w:themeColor="text1"/>
+          <w:sz w:val="20"/>
+          <w:szCs w:val="20"/>
+        </w:rPr>
+        <w:br/>
+      </w:r>
+      <w:r>
+        <w:rPr>
+          <w:rFonts w:ascii="Calibri" w:hAnsi="Calibri" w:cs="Calibri"/>
+          <w:color w:val="000000" w:themeColor="text1"/>
+          <w:sz w:val="20"/>
+          <w:szCs w:val="20"/>
+        </w:rPr>
+        <w:t xml:space="preserve">The program uses the </w:t>
+      </w:r>
+      <w:proofErr w:type="gramStart"/>
+      <w:r>
+        <w:rPr>
+          <w:rFonts w:ascii="Calibri" w:hAnsi="Calibri" w:cs="Calibri"/>
+          <w:color w:val="000000" w:themeColor="text1"/>
+          <w:sz w:val="20"/>
+          <w:szCs w:val="20"/>
+        </w:rPr>
+        <w:t>open(</w:t>
+      </w:r>
+      <w:proofErr w:type="gramEnd"/>
+      <w:r>
+        <w:rPr>
+          <w:rFonts w:ascii="Calibri" w:hAnsi="Calibri" w:cs="Calibri"/>
+          <w:color w:val="000000" w:themeColor="text1"/>
+          <w:sz w:val="20"/>
+          <w:szCs w:val="20"/>
+        </w:rPr>
+        <w:t>) function with "w" mode to create and open a text file named my_notes.txt.</w:t>
+      </w:r>
+    </w:p>
+    <w:p>
+      <w:pPr>
+        <w:rPr>
+          <w:rFonts w:ascii="Calibri" w:hAnsi="Calibri" w:cs="Calibri"/>
+          <w:color w:val="000000" w:themeColor="text1"/>
+          <w:sz w:val="20"/>
+          <w:szCs w:val="20"/>
+        </w:rPr>
+      </w:pPr>
+      <w:r>
+        <w:rPr>
+          <w:rFonts w:ascii="Calibri" w:hAnsi="Calibri" w:cs="Calibri"/>
+          <w:color w:val="000000" w:themeColor="text1"/>
+          <w:sz w:val="20"/>
+          <w:szCs w:val="20"/>
+        </w:rPr>
+        <w:t>The "w" mode stands for write mode. It allows the program to write content into the file.</w:t>
+      </w:r>
+      <w:r>
+        <w:rPr>
+          <w:rFonts w:ascii="Calibri" w:hAnsi="Calibri" w:cs="Calibri"/>
+          <w:color w:val="000000" w:themeColor="text1"/>
+          <w:sz w:val="20"/>
+          <w:szCs w:val="20"/>
+        </w:rPr>
+        <w:br/>
+      </w:r>
+      <w:r>
+        <w:rPr>
+          <w:rFonts w:ascii="Calibri" w:hAnsi="Calibri" w:cs="Calibri"/>
+          <w:color w:val="000000" w:themeColor="text1"/>
+          <w:sz w:val="20"/>
+          <w:szCs w:val="20"/>
+        </w:rPr>
+        <w:t xml:space="preserve">The </w:t>
+      </w:r>
+      <w:proofErr w:type="spellStart"/>
+      <w:proofErr w:type="gramStart"/>
+      <w:r>
+        <w:rPr>
+          <w:rFonts w:ascii="Calibri" w:hAnsi="Calibri" w:cs="Calibri"/>
+          <w:color w:val="000000" w:themeColor="text1"/>
+          <w:sz w:val="20"/>
+          <w:szCs w:val="20"/>
+        </w:rPr>
+        <w:t>file.write</w:t>
+      </w:r>
+      <w:proofErr w:type="spellEnd"/>
+      <w:proofErr w:type="gramEnd"/>
+      <w:r>
+        <w:rPr>
+          <w:rFonts w:ascii="Calibri" w:hAnsi="Calibri" w:cs="Calibri"/>
+          <w:color w:val="000000" w:themeColor="text1"/>
+          <w:sz w:val="20"/>
+          <w:szCs w:val="20"/>
+        </w:rPr>
+        <w:t>() method writes the following text into the file:</w:t>
+      </w:r>
+    </w:p>
+    <w:p>
+      <w:pPr>
+        <w:rPr>
+          <w:rFonts w:ascii="Calibri" w:hAnsi="Calibri" w:cs="Calibri"/>
+          <w:color w:val="000000" w:themeColor="text1"/>
+          <w:sz w:val="20"/>
+          <w:szCs w:val="20"/>
+        </w:rPr>
+      </w:pPr>
+      <w:r>
+        <w:rPr>
+          <w:rFonts w:ascii="Calibri" w:hAnsi="Calibri" w:cs="Calibri"/>
+          <w:color w:val="000000" w:themeColor="text1"/>
+          <w:sz w:val="20"/>
+          <w:szCs w:val="20"/>
+        </w:rPr>
+        <w:t>This is my first Python file.</w:t>
+      </w:r>
+      <w:r>
+        <w:rPr>
+          <w:rFonts w:ascii="Calibri" w:hAnsi="Calibri" w:cs="Calibri"/>
+          <w:color w:val="000000" w:themeColor="text1"/>
+          <w:sz w:val="20"/>
+          <w:szCs w:val="20"/>
+        </w:rPr>
+        <w:br/>
+      </w:r>
+      <w:r>
+        <w:rPr>
+          <w:rFonts w:ascii="Calibri" w:hAnsi="Calibri" w:cs="Calibri"/>
+          <w:color w:val="000000" w:themeColor="text1"/>
+          <w:sz w:val="20"/>
+          <w:szCs w:val="20"/>
+        </w:rPr>
+        <w:t>The program uses the with statement to work with the file. Once the with block finishes, Python automatically closes the file.</w:t>
+      </w:r>
+    </w:p>
+    <w:p>
+      <w:pPr>
+        <w:rPr>
+          <w:rFonts w:ascii="Calibri" w:hAnsi="Calibri" w:cs="Calibri"/>
+          <w:color w:val="000000" w:themeColor="text1"/>
+          <w:sz w:val="20"/>
+          <w:szCs w:val="20"/>
+        </w:rPr>
+      </w:pPr>
+      <w:r>
+        <w:rPr>
+          <w:rFonts w:ascii="Calibri" w:hAnsi="Calibri" w:cs="Calibri"/>
+          <w:b/>
+          <w:bCs/>
+          <w:color w:val="000000" w:themeColor="text1"/>
+          <w:sz w:val="20"/>
+          <w:szCs w:val="20"/>
+          <w:highlight w:val="yellow"/>
+          <w:u w:val="single"/>
+        </w:rPr>
+        <w:t>Command Used:</w:t>
+      </w:r>
+      <w:r>
+        <w:rPr>
+          <w:rFonts w:ascii="Calibri" w:hAnsi="Calibri" w:cs="Calibri"/>
+          <w:color w:val="000000" w:themeColor="text1"/>
+          <w:sz w:val="20"/>
+          <w:szCs w:val="20"/>
+        </w:rPr>
+        <w:br/>
+      </w:r>
+      <w:r>
+        <w:rPr>
+          <w:rFonts w:ascii="Calibri" w:hAnsi="Calibri" w:cs="Calibri"/>
+          <w:color w:val="000000" w:themeColor="text1"/>
+          <w:sz w:val="20"/>
+          <w:szCs w:val="20"/>
+        </w:rPr>
+        <w:t>The program was executed using:</w:t>
+      </w:r>
+      <w:r>
+        <w:rPr>
+          <w:rFonts w:ascii="Calibri" w:hAnsi="Calibri" w:cs="Calibri"/>
+          <w:color w:val="000000" w:themeColor="text1"/>
+          <w:sz w:val="20"/>
+          <w:szCs w:val="20"/>
+        </w:rPr>
+        <w:br/>
+      </w:r>
+      <w:r>
+        <w:rPr>
+          <w:rFonts w:ascii="Calibri" w:hAnsi="Calibri" w:cs="Calibri"/>
+          <w:color w:val="FFFFFF" w:themeColor="background1"/>
+          <w:sz w:val="20"/>
+          <w:szCs w:val="20"/>
+          <w:highlight w:val="black"/>
+        </w:rPr>
+        <w:t>python WriteToFile.py</w:t>
+      </w:r>
+      <w:r>
+        <w:rPr>
+          <w:rFonts w:ascii="Calibri" w:hAnsi="Calibri" w:cs="Calibri"/>
+          <w:color w:val="000000" w:themeColor="text1"/>
+          <w:sz w:val="20"/>
+          <w:szCs w:val="20"/>
+        </w:rPr>
+        <w:br/>
+      </w:r>
+      <w:r>
+        <w:rPr>
+          <w:rFonts w:ascii="Calibri" w:hAnsi="Calibri" w:cs="Calibri"/>
+          <w:color w:val="000000" w:themeColor="text1"/>
+          <w:sz w:val="20"/>
+          <w:szCs w:val="20"/>
+        </w:rPr>
+        <w:t xml:space="preserve">The </w:t>
+      </w:r>
+      <w:proofErr w:type="spellStart"/>
+      <w:r>
+        <w:rPr>
+          <w:rFonts w:ascii="Calibri" w:hAnsi="Calibri" w:cs="Calibri"/>
+          <w:color w:val="000000" w:themeColor="text1"/>
+          <w:sz w:val="20"/>
+          <w:szCs w:val="20"/>
+        </w:rPr>
+        <w:t>dir</w:t>
+      </w:r>
+      <w:proofErr w:type="spellEnd"/>
+      <w:r>
+        <w:rPr>
+          <w:rFonts w:ascii="Calibri" w:hAnsi="Calibri" w:cs="Calibri"/>
+          <w:color w:val="000000" w:themeColor="text1"/>
+          <w:sz w:val="20"/>
+          <w:szCs w:val="20"/>
+        </w:rPr>
+        <w:t xml:space="preserve"> command was then used to verify that my_notes.txt was created.</w:t>
+      </w:r>
+    </w:p>
+    <w:p>
+      <w:pPr>
+        <w:rPr>
+          <w:rFonts w:ascii="Calibri" w:hAnsi="Calibri" w:cs="Calibri"/>
+          <w:color w:val="FFFFFF" w:themeColor="background1"/>
+          <w:sz w:val="20"/>
+          <w:szCs w:val="20"/>
+        </w:rPr>
+      </w:pPr>
+      <w:r>
+        <w:rPr>
+          <w:rFonts w:ascii="Calibri" w:hAnsi="Calibri" w:cs="Calibri"/>
+          <w:color w:val="000000" w:themeColor="text1"/>
+          <w:sz w:val="20"/>
+          <w:szCs w:val="20"/>
+        </w:rPr>
+        <w:t>Finally, the following command was used to verify the contents of the file:</w:t>
+      </w:r>
+      <w:r>
+        <w:rPr>
+          <w:rFonts w:ascii="Calibri" w:hAnsi="Calibri" w:cs="Calibri"/>
+          <w:color w:val="000000" w:themeColor="text1"/>
+          <w:sz w:val="20"/>
+          <w:szCs w:val="20"/>
+        </w:rPr>
+        <w:br/>
+      </w:r>
+      <w:r>
+        <w:rPr>
+          <w:rFonts w:ascii="Calibri" w:hAnsi="Calibri" w:cs="Calibri"/>
+          <w:color w:val="FFFFFF" w:themeColor="background1"/>
+          <w:sz w:val="20"/>
+          <w:szCs w:val="20"/>
+          <w:highlight w:val="black"/>
+        </w:rPr>
+        <w:t>type my_notes.txt</w:t>
+      </w:r>
+    </w:p>
+    <w:p>
+      <w:pPr>
+        <w:rPr>
+          <w:rFonts w:ascii="Calibri" w:hAnsi="Calibri" w:cs="Calibri"/>
+          <w:color w:val="FFFFFF" w:themeColor="background1"/>
+          <w:sz w:val="20"/>
+          <w:szCs w:val="20"/>
+        </w:rPr>
+      </w:pPr>
+      <w:r>
+        <w:rPr>
+          <w:rFonts w:ascii="Calibri" w:hAnsi="Calibri" w:cs="Calibri"/>
+          <w:b/>
+          <w:bCs/>
+          <w:color w:val="000000" w:themeColor="text1"/>
+          <w:sz w:val="20"/>
+          <w:szCs w:val="20"/>
+          <w:highlight w:val="yellow"/>
+          <w:u w:val="single"/>
+        </w:rPr>
+        <w:t>Result:</w:t>
       </w:r>
       <w:r>
         <w:rPr>
@@ -2331,14 +2904,35 @@
           <w:sz w:val="20"/>
           <w:szCs w:val="20"/>
         </w:rPr>
-        <w:t>Create a text file using Python and write content into it using open() and write().</w:t>
-      </w:r>
-    </w:p>
-    <w:p>
-      <w:pPr>
-        <w:rPr>
-          <w:rFonts w:ascii="Calibri" w:hAnsi="Calibri" w:cs="Calibri"/>
-          <w:color w:val="FFFFFF" w:themeColor="background1"/>
+        <w:t>The file was successfully created and contained:</w:t>
+      </w:r>
+      <w:r>
+        <w:rPr>
+          <w:rFonts w:ascii="Calibri" w:hAnsi="Calibri" w:cs="Calibri"/>
+          <w:color w:val="000000" w:themeColor="text1"/>
+          <w:sz w:val="20"/>
+          <w:szCs w:val="20"/>
+        </w:rPr>
+        <w:br/>
+      </w:r>
+      <w:r>
+        <w:rPr>
+          <w:rFonts w:ascii="Calibri" w:hAnsi="Calibri" w:cs="Calibri"/>
+          <w:color w:val="FFFFFF" w:themeColor="background1"/>
+          <w:sz w:val="20"/>
+          <w:szCs w:val="20"/>
+          <w:highlight w:val="black"/>
+        </w:rPr>
+        <w:t>This is my first Python file.</w:t>
+      </w:r>
+    </w:p>
+    <w:p>
+      <w:pPr>
+        <w:rPr>
+          <w:rFonts w:ascii="Calibri" w:hAnsi="Calibri" w:cs="Calibri"/>
+          <w:b/>
+          <w:bCs/>
+          <w:color w:val="000000" w:themeColor="text1"/>
           <w:sz w:val="20"/>
           <w:szCs w:val="20"/>
         </w:rPr>
@@ -2353,413 +2947,6 @@
           <w:szCs w:val="20"/>
           <w:highlight w:val="yellow"/>
         </w:rPr>
-        <w:t>Code</w:t>
-      </w:r>
-      <w:r>
-        <w:rPr>
-          <w:rFonts w:ascii="Calibri" w:hAnsi="Calibri" w:cs="Calibri"/>
-          <w:b/>
-          <w:bCs/>
-          <w:color w:val="000000" w:themeColor="text1"/>
-          <w:sz w:val="20"/>
-          <w:szCs w:val="20"/>
-          <w:highlight w:val="yellow"/>
-        </w:rPr>
-        <w:t>:</w:t>
-      </w:r>
-      <w:r>
-        <w:rPr>
-          <w:rFonts w:ascii="Calibri" w:hAnsi="Calibri" w:cs="Calibri"/>
-          <w:b/>
-          <w:bCs/>
-          <w:color w:val="000000" w:themeColor="text1"/>
-          <w:sz w:val="20"/>
-          <w:szCs w:val="20"/>
-        </w:rPr>
-        <w:br/>
-      </w:r>
-      <w:r>
-        <w:rPr>
-          <w:rFonts w:ascii="Calibri" w:hAnsi="Calibri" w:cs="Calibri"/>
-          <w:color w:val="FFFFFF" w:themeColor="background1"/>
-          <w:sz w:val="20"/>
-          <w:szCs w:val="20"/>
-          <w:highlight w:val="black"/>
-        </w:rPr>
-        <w:t>with open("my_notes.txt", "w") as file:</w:t>
-      </w:r>
-      <w:r>
-        <w:rPr>
-          <w:rFonts w:ascii="Calibri" w:hAnsi="Calibri" w:cs="Calibri"/>
-          <w:color w:val="FFFFFF" w:themeColor="background1"/>
-          <w:sz w:val="20"/>
-          <w:szCs w:val="20"/>
-          <w:highlight w:val="black"/>
-        </w:rPr>
-        <w:br/>
-      </w:r>
-      <w:r>
-        <w:rPr>
-          <w:rFonts w:ascii="Calibri" w:hAnsi="Calibri" w:cs="Calibri"/>
-          <w:color w:val="FFFFFF" w:themeColor="background1"/>
-          <w:sz w:val="20"/>
-          <w:szCs w:val="20"/>
-          <w:highlight w:val="black"/>
-        </w:rPr>
-        <w:t xml:space="preserve">    file.write("This is my first Python file.")</w:t>
-      </w:r>
-    </w:p>
-    <w:p>
-      <w:pPr>
-        <w:rPr>
-          <w:rFonts w:ascii="Calibri" w:hAnsi="Calibri" w:cs="Calibri"/>
-          <w:color w:val="000000" w:themeColor="text1"/>
-          <w:sz w:val="20"/>
-          <w:szCs w:val="20"/>
-        </w:rPr>
-      </w:pPr>
-      <w:r>
-        <w:rPr>
-          <w:rFonts w:ascii="Calibri" w:hAnsi="Calibri" w:cs="Calibri"/>
-          <w:b/>
-          <w:bCs/>
-          <w:color w:val="000000" w:themeColor="text1"/>
-          <w:sz w:val="20"/>
-          <w:szCs w:val="20"/>
-          <w:highlight w:val="yellow"/>
-          <w:u w:val="single"/>
-        </w:rPr>
-        <w:t>Explanation</w:t>
-      </w:r>
-      <w:r>
-        <w:rPr>
-          <w:rFonts w:ascii="Calibri" w:hAnsi="Calibri" w:cs="Calibri"/>
-          <w:b/>
-          <w:bCs/>
-          <w:color w:val="000000" w:themeColor="text1"/>
-          <w:sz w:val="20"/>
-          <w:szCs w:val="20"/>
-          <w:highlight w:val="yellow"/>
-          <w:u w:val="single"/>
-        </w:rPr>
-        <w:t>:</w:t>
-      </w:r>
-      <w:r>
-        <w:rPr>
-          <w:rFonts w:ascii="Calibri" w:hAnsi="Calibri" w:cs="Calibri"/>
-          <w:color w:val="000000" w:themeColor="text1"/>
-          <w:sz w:val="20"/>
-          <w:szCs w:val="20"/>
-        </w:rPr>
-        <w:br/>
-      </w:r>
-      <w:r>
-        <w:rPr>
-          <w:rFonts w:ascii="Calibri" w:hAnsi="Calibri" w:cs="Calibri"/>
-          <w:color w:val="000000" w:themeColor="text1"/>
-          <w:sz w:val="20"/>
-          <w:szCs w:val="20"/>
-        </w:rPr>
-        <w:t>The program uses the open() function with "w" mode to create and open a text file named my_notes.txt.</w:t>
-      </w:r>
-    </w:p>
-    <w:p>
-      <w:pPr>
-        <w:rPr>
-          <w:rFonts w:ascii="Calibri" w:hAnsi="Calibri" w:cs="Calibri"/>
-          <w:color w:val="000000" w:themeColor="text1"/>
-          <w:sz w:val="20"/>
-          <w:szCs w:val="20"/>
-        </w:rPr>
-      </w:pPr>
-      <w:r>
-        <w:rPr>
-          <w:rFonts w:ascii="Calibri" w:hAnsi="Calibri" w:cs="Calibri"/>
-          <w:color w:val="000000" w:themeColor="text1"/>
-          <w:sz w:val="20"/>
-          <w:szCs w:val="20"/>
-        </w:rPr>
-        <w:t>The "w" mode stands for write mode. It allows the program to write content into the file.</w:t>
-      </w:r>
-      <w:r>
-        <w:rPr>
-          <w:rFonts w:ascii="Calibri" w:hAnsi="Calibri" w:cs="Calibri"/>
-          <w:color w:val="000000" w:themeColor="text1"/>
-          <w:sz w:val="20"/>
-          <w:szCs w:val="20"/>
-        </w:rPr>
-        <w:br/>
-      </w:r>
-      <w:r>
-        <w:rPr>
-          <w:rFonts w:ascii="Calibri" w:hAnsi="Calibri" w:cs="Calibri"/>
-          <w:color w:val="000000" w:themeColor="text1"/>
-          <w:sz w:val="20"/>
-          <w:szCs w:val="20"/>
-        </w:rPr>
-        <w:t>The file.write() method writes the following text into the file:</w:t>
-      </w:r>
-    </w:p>
-    <w:p>
-      <w:pPr>
-        <w:rPr>
-          <w:rFonts w:ascii="Calibri" w:hAnsi="Calibri" w:cs="Calibri"/>
-          <w:color w:val="000000" w:themeColor="text1"/>
-          <w:sz w:val="20"/>
-          <w:szCs w:val="20"/>
-        </w:rPr>
-      </w:pPr>
-      <w:r>
-        <w:rPr>
-          <w:rFonts w:ascii="Calibri" w:hAnsi="Calibri" w:cs="Calibri"/>
-          <w:color w:val="000000" w:themeColor="text1"/>
-          <w:sz w:val="20"/>
-          <w:szCs w:val="20"/>
-        </w:rPr>
-        <w:t>This is my first Python file.</w:t>
-      </w:r>
-      <w:r>
-        <w:rPr>
-          <w:rFonts w:ascii="Calibri" w:hAnsi="Calibri" w:cs="Calibri"/>
-          <w:color w:val="000000" w:themeColor="text1"/>
-          <w:sz w:val="20"/>
-          <w:szCs w:val="20"/>
-        </w:rPr>
-        <w:br/>
-      </w:r>
-      <w:r>
-        <w:rPr>
-          <w:rFonts w:ascii="Calibri" w:hAnsi="Calibri" w:cs="Calibri"/>
-          <w:color w:val="000000" w:themeColor="text1"/>
-          <w:sz w:val="20"/>
-          <w:szCs w:val="20"/>
-        </w:rPr>
-        <w:t>The program uses the with statement to work with the file. Once the with block finishes, Python automatically closes the file.</w:t>
-      </w:r>
-    </w:p>
-    <w:p>
-      <w:pPr>
-        <w:rPr>
-          <w:rFonts w:ascii="Calibri" w:hAnsi="Calibri" w:cs="Calibri"/>
-          <w:color w:val="000000" w:themeColor="text1"/>
-          <w:sz w:val="20"/>
-          <w:szCs w:val="20"/>
-        </w:rPr>
-      </w:pPr>
-      <w:r>
-        <w:rPr>
-          <w:rFonts w:ascii="Calibri" w:hAnsi="Calibri" w:cs="Calibri"/>
-          <w:b/>
-          <w:bCs/>
-          <w:color w:val="000000" w:themeColor="text1"/>
-          <w:sz w:val="20"/>
-          <w:szCs w:val="20"/>
-          <w:highlight w:val="yellow"/>
-          <w:u w:val="single"/>
-        </w:rPr>
-        <w:t>Command Used</w:t>
-      </w:r>
-      <w:r>
-        <w:rPr>
-          <w:rFonts w:ascii="Calibri" w:hAnsi="Calibri" w:cs="Calibri"/>
-          <w:b/>
-          <w:bCs/>
-          <w:color w:val="000000" w:themeColor="text1"/>
-          <w:sz w:val="20"/>
-          <w:szCs w:val="20"/>
-          <w:highlight w:val="yellow"/>
-          <w:u w:val="single"/>
-        </w:rPr>
-        <w:t>:</w:t>
-      </w:r>
-      <w:r>
-        <w:rPr>
-          <w:rFonts w:ascii="Calibri" w:hAnsi="Calibri" w:cs="Calibri"/>
-          <w:color w:val="000000" w:themeColor="text1"/>
-          <w:sz w:val="20"/>
-          <w:szCs w:val="20"/>
-        </w:rPr>
-        <w:br/>
-      </w:r>
-      <w:r>
-        <w:rPr>
-          <w:rFonts w:ascii="Calibri" w:hAnsi="Calibri" w:cs="Calibri"/>
-          <w:color w:val="000000" w:themeColor="text1"/>
-          <w:sz w:val="20"/>
-          <w:szCs w:val="20"/>
-        </w:rPr>
-        <w:t>The program was executed using:</w:t>
-      </w:r>
-      <w:r>
-        <w:rPr>
-          <w:rFonts w:ascii="Calibri" w:hAnsi="Calibri" w:cs="Calibri"/>
-          <w:color w:val="000000" w:themeColor="text1"/>
-          <w:sz w:val="20"/>
-          <w:szCs w:val="20"/>
-        </w:rPr>
-        <w:br/>
-      </w:r>
-      <w:r>
-        <w:rPr>
-          <w:rFonts w:ascii="Calibri" w:hAnsi="Calibri" w:cs="Calibri"/>
-          <w:color w:val="FFFFFF" w:themeColor="background1"/>
-          <w:sz w:val="20"/>
-          <w:szCs w:val="20"/>
-          <w:highlight w:val="black"/>
-        </w:rPr>
-        <w:t>python WriteToFile.py</w:t>
-      </w:r>
-      <w:r>
-        <w:rPr>
-          <w:rFonts w:ascii="Calibri" w:hAnsi="Calibri" w:cs="Calibri"/>
-          <w:color w:val="000000" w:themeColor="text1"/>
-          <w:sz w:val="20"/>
-          <w:szCs w:val="20"/>
-        </w:rPr>
-        <w:br/>
-      </w:r>
-      <w:r>
-        <w:rPr>
-          <w:rFonts w:ascii="Calibri" w:hAnsi="Calibri" w:cs="Calibri"/>
-          <w:color w:val="000000" w:themeColor="text1"/>
-          <w:sz w:val="20"/>
-          <w:szCs w:val="20"/>
-        </w:rPr>
-        <w:t>The dir command was then used to verify that my_notes.txt was created.</w:t>
-      </w:r>
-    </w:p>
-    <w:p>
-      <w:pPr>
-        <w:rPr>
-          <w:rFonts w:ascii="Calibri" w:hAnsi="Calibri" w:cs="Calibri"/>
-          <w:color w:val="FFFFFF" w:themeColor="background1"/>
-          <w:sz w:val="20"/>
-          <w:szCs w:val="20"/>
-        </w:rPr>
-      </w:pPr>
-      <w:r>
-        <w:rPr>
-          <w:rFonts w:ascii="Calibri" w:hAnsi="Calibri" w:cs="Calibri"/>
-          <w:color w:val="000000" w:themeColor="text1"/>
-          <w:sz w:val="20"/>
-          <w:szCs w:val="20"/>
-        </w:rPr>
-        <w:t>Finally, the following command was used to verify the contents of the file:</w:t>
-      </w:r>
-      <w:r>
-        <w:rPr>
-          <w:rFonts w:ascii="Calibri" w:hAnsi="Calibri" w:cs="Calibri"/>
-          <w:color w:val="000000" w:themeColor="text1"/>
-          <w:sz w:val="20"/>
-          <w:szCs w:val="20"/>
-        </w:rPr>
-        <w:br/>
-      </w:r>
-      <w:r>
-        <w:rPr>
-          <w:rFonts w:ascii="Calibri" w:hAnsi="Calibri" w:cs="Calibri"/>
-          <w:color w:val="FFFFFF" w:themeColor="background1"/>
-          <w:sz w:val="20"/>
-          <w:szCs w:val="20"/>
-          <w:highlight w:val="black"/>
-        </w:rPr>
-        <w:t>type my_notes.txt</w:t>
-      </w:r>
-    </w:p>
-    <w:p>
-      <w:pPr>
-        <w:rPr>
-          <w:rFonts w:ascii="Calibri" w:hAnsi="Calibri" w:cs="Calibri"/>
-          <w:color w:val="FFFFFF" w:themeColor="background1"/>
-          <w:sz w:val="20"/>
-          <w:szCs w:val="20"/>
-        </w:rPr>
-      </w:pPr>
-      <w:r>
-        <w:rPr>
-          <w:rFonts w:ascii="Calibri" w:hAnsi="Calibri" w:cs="Calibri"/>
-          <w:b/>
-          <w:bCs/>
-          <w:color w:val="000000" w:themeColor="text1"/>
-          <w:sz w:val="20"/>
-          <w:szCs w:val="20"/>
-          <w:highlight w:val="yellow"/>
-          <w:u w:val="single"/>
-        </w:rPr>
-        <w:t>Result</w:t>
-      </w:r>
-      <w:r>
-        <w:rPr>
-          <w:rFonts w:ascii="Calibri" w:hAnsi="Calibri" w:cs="Calibri"/>
-          <w:b/>
-          <w:bCs/>
-          <w:color w:val="000000" w:themeColor="text1"/>
-          <w:sz w:val="20"/>
-          <w:szCs w:val="20"/>
-          <w:highlight w:val="yellow"/>
-          <w:u w:val="single"/>
-        </w:rPr>
-        <w:t>:</w:t>
-      </w:r>
-      <w:r>
-        <w:rPr>
-          <w:rFonts w:ascii="Calibri" w:hAnsi="Calibri" w:cs="Calibri"/>
-          <w:color w:val="000000" w:themeColor="text1"/>
-          <w:sz w:val="20"/>
-          <w:szCs w:val="20"/>
-        </w:rPr>
-        <w:t xml:space="preserve"> </w:t>
-      </w:r>
-      <w:r>
-        <w:rPr>
-          <w:rFonts w:ascii="Calibri" w:hAnsi="Calibri" w:cs="Calibri"/>
-          <w:color w:val="000000" w:themeColor="text1"/>
-          <w:sz w:val="20"/>
-          <w:szCs w:val="20"/>
-        </w:rPr>
-        <w:t>The file was successfully created and contained:</w:t>
-      </w:r>
-      <w:r>
-        <w:rPr>
-          <w:rFonts w:ascii="Calibri" w:hAnsi="Calibri" w:cs="Calibri"/>
-          <w:color w:val="000000" w:themeColor="text1"/>
-          <w:sz w:val="20"/>
-          <w:szCs w:val="20"/>
-        </w:rPr>
-        <w:br/>
-      </w:r>
-      <w:r>
-        <w:rPr>
-          <w:rFonts w:ascii="Calibri" w:hAnsi="Calibri" w:cs="Calibri"/>
-          <w:color w:val="FFFFFF" w:themeColor="background1"/>
-          <w:sz w:val="20"/>
-          <w:szCs w:val="20"/>
-          <w:highlight w:val="black"/>
-        </w:rPr>
-        <w:t>This is my first Python file.</w:t>
-      </w:r>
-    </w:p>
-    <w:p>
-      <w:pPr>
-        <w:rPr>
-          <w:rFonts w:ascii="Calibri" w:hAnsi="Calibri" w:cs="Calibri"/>
-          <w:b/>
-          <w:bCs/>
-          <w:color w:val="000000" w:themeColor="text1"/>
-          <w:sz w:val="20"/>
-          <w:szCs w:val="20"/>
-        </w:rPr>
-      </w:pPr>
-      <w:r>
-        <w:rPr>
-          <w:rFonts w:ascii="Calibri" w:hAnsi="Calibri" w:cs="Calibri"/>
-          <w:b/>
-          <w:bCs/>
-          <w:color w:val="000000" w:themeColor="text1"/>
-          <w:sz w:val="20"/>
-          <w:szCs w:val="20"/>
-          <w:highlight w:val="yellow"/>
-        </w:rPr>
         <w:t>Screenshot:</w:t>
       </w:r>
       <w:r>
@@ -2778,6 +2965,7 @@
           <w:rFonts w:ascii="Calibri" w:hAnsi="Calibri" w:cs="Calibri"/>
           <w:b/>
           <w:bCs/>
+          <w:noProof/>
           <w:color w:val="000000" w:themeColor="text1"/>
           <w:sz w:val="20"/>
           <w:szCs w:val="20"/>
@@ -2987,8 +3175,80 @@
           <w:highlight w:val="yellow"/>
           <w:u w:val="single"/>
         </w:rPr>
-        <w:t>Objective</w:t>
-      </w:r>
+        <w:t>Objective:</w:t>
+      </w:r>
+      <w:r>
+        <w:rPr>
+          <w:rFonts w:ascii="Calibri" w:hAnsi="Calibri" w:cs="Calibri"/>
+          <w:b/>
+          <w:bCs/>
+          <w:color w:val="000000" w:themeColor="text1"/>
+          <w:sz w:val="20"/>
+          <w:szCs w:val="20"/>
+        </w:rPr>
+        <w:br/>
+      </w:r>
+      <w:r>
+        <w:rPr>
+          <w:rFonts w:ascii="Calibri" w:hAnsi="Calibri" w:cs="Calibri"/>
+          <w:color w:val="000000" w:themeColor="text1"/>
+          <w:sz w:val="20"/>
+          <w:szCs w:val="20"/>
+        </w:rPr>
+        <w:t xml:space="preserve">Read the contents of an existing text file using Python's </w:t>
+      </w:r>
+      <w:proofErr w:type="gramStart"/>
+      <w:r>
+        <w:rPr>
+          <w:rFonts w:ascii="Calibri" w:hAnsi="Calibri" w:cs="Calibri"/>
+          <w:color w:val="000000" w:themeColor="text1"/>
+          <w:sz w:val="20"/>
+          <w:szCs w:val="20"/>
+        </w:rPr>
+        <w:t>open(</w:t>
+      </w:r>
+      <w:proofErr w:type="gramEnd"/>
+      <w:r>
+        <w:rPr>
+          <w:rFonts w:ascii="Calibri" w:hAnsi="Calibri" w:cs="Calibri"/>
+          <w:color w:val="000000" w:themeColor="text1"/>
+          <w:sz w:val="20"/>
+          <w:szCs w:val="20"/>
+        </w:rPr>
+        <w:t xml:space="preserve">) function and the </w:t>
+      </w:r>
+      <w:proofErr w:type="spellStart"/>
+      <w:proofErr w:type="gramStart"/>
+      <w:r>
+        <w:rPr>
+          <w:rFonts w:ascii="Calibri" w:hAnsi="Calibri" w:cs="Calibri"/>
+          <w:color w:val="000000" w:themeColor="text1"/>
+          <w:sz w:val="20"/>
+          <w:szCs w:val="20"/>
+        </w:rPr>
+        <w:t>file.read</w:t>
+      </w:r>
+      <w:proofErr w:type="spellEnd"/>
+      <w:proofErr w:type="gramEnd"/>
+      <w:r>
+        <w:rPr>
+          <w:rFonts w:ascii="Calibri" w:hAnsi="Calibri" w:cs="Calibri"/>
+          <w:color w:val="000000" w:themeColor="text1"/>
+          <w:sz w:val="20"/>
+          <w:szCs w:val="20"/>
+        </w:rPr>
+        <w:t>() method.</w:t>
+      </w:r>
+    </w:p>
+    <w:p>
+      <w:pPr>
+        <w:rPr>
+          <w:rFonts w:ascii="Calibri" w:hAnsi="Calibri" w:cs="Calibri"/>
+          <w:color w:val="000000" w:themeColor="text1"/>
+          <w:sz w:val="20"/>
+          <w:szCs w:val="20"/>
+        </w:rPr>
+      </w:pPr>
       <w:r>
         <w:rPr>
           <w:rFonts w:ascii="Calibri" w:hAnsi="Calibri" w:cs="Calibri"/>
@@ -3000,34 +3260,275 @@
           <w:highlight w:val="yellow"/>
           <w:u w:val="single"/>
         </w:rPr>
-        <w:t>:</w:t>
-      </w:r>
-      <w:r>
-        <w:rPr>
-          <w:rFonts w:ascii="Calibri" w:hAnsi="Calibri" w:cs="Calibri"/>
-          <w:b/>
-          <w:bCs/>
-          <w:color w:val="000000" w:themeColor="text1"/>
-          <w:sz w:val="20"/>
-          <w:szCs w:val="20"/>
-        </w:rPr>
-        <w:br/>
-      </w:r>
-      <w:r>
-        <w:rPr>
-          <w:rFonts w:ascii="Calibri" w:hAnsi="Calibri" w:cs="Calibri"/>
-          <w:color w:val="000000" w:themeColor="text1"/>
-          <w:sz w:val="20"/>
-          <w:szCs w:val="20"/>
-        </w:rPr>
-        <w:t>Read the contents of an existing text file using Python's open() function and the file.read() method.</w:t>
-      </w:r>
-    </w:p>
-    <w:p>
-      <w:pPr>
-        <w:rPr>
-          <w:rFonts w:ascii="Calibri" w:hAnsi="Calibri" w:cs="Calibri"/>
-          <w:color w:val="000000" w:themeColor="text1"/>
+        <w:t>Code:</w:t>
+      </w:r>
+      <w:r>
+        <w:rPr>
+          <w:rFonts w:ascii="Calibri" w:hAnsi="Calibri" w:cs="Calibri"/>
+          <w:b/>
+          <w:bCs/>
+          <w:color w:val="000000" w:themeColor="text1"/>
+          <w:sz w:val="20"/>
+          <w:szCs w:val="20"/>
+          <w:u w:val="single"/>
+        </w:rPr>
+        <w:br/>
+      </w:r>
+      <w:r>
+        <w:rPr>
+          <w:rFonts w:ascii="Calibri" w:hAnsi="Calibri" w:cs="Calibri"/>
+          <w:color w:val="FFFFFF" w:themeColor="background1"/>
+          <w:sz w:val="20"/>
+          <w:szCs w:val="20"/>
+          <w:highlight w:val="black"/>
+        </w:rPr>
+        <w:t xml:space="preserve">with </w:t>
+      </w:r>
+      <w:proofErr w:type="gramStart"/>
+      <w:r>
+        <w:rPr>
+          <w:rFonts w:ascii="Calibri" w:hAnsi="Calibri" w:cs="Calibri"/>
+          <w:color w:val="FFFFFF" w:themeColor="background1"/>
+          <w:sz w:val="20"/>
+          <w:szCs w:val="20"/>
+          <w:highlight w:val="black"/>
+        </w:rPr>
+        <w:t>open(</w:t>
+      </w:r>
+      <w:proofErr w:type="gramEnd"/>
+      <w:r>
+        <w:rPr>
+          <w:rFonts w:ascii="Calibri" w:hAnsi="Calibri" w:cs="Calibri"/>
+          <w:color w:val="FFFFFF" w:themeColor="background1"/>
+          <w:sz w:val="20"/>
+          <w:szCs w:val="20"/>
+          <w:highlight w:val="black"/>
+        </w:rPr>
+        <w:t>"my_notes.txt", "r") as file:</w:t>
+      </w:r>
+      <w:r>
+        <w:rPr>
+          <w:rFonts w:ascii="Calibri" w:hAnsi="Calibri" w:cs="Calibri"/>
+          <w:color w:val="FFFFFF" w:themeColor="background1"/>
+          <w:sz w:val="20"/>
+          <w:szCs w:val="20"/>
+          <w:highlight w:val="black"/>
+        </w:rPr>
+        <w:br/>
+        <w:t xml:space="preserve">    content = </w:t>
+      </w:r>
+      <w:proofErr w:type="spellStart"/>
+      <w:proofErr w:type="gramStart"/>
+      <w:r>
+        <w:rPr>
+          <w:rFonts w:ascii="Calibri" w:hAnsi="Calibri" w:cs="Calibri"/>
+          <w:color w:val="FFFFFF" w:themeColor="background1"/>
+          <w:sz w:val="20"/>
+          <w:szCs w:val="20"/>
+          <w:highlight w:val="black"/>
+        </w:rPr>
+        <w:t>file.read</w:t>
+      </w:r>
+      <w:proofErr w:type="spellEnd"/>
+      <w:proofErr w:type="gramEnd"/>
+      <w:r>
+        <w:rPr>
+          <w:rFonts w:ascii="Calibri" w:hAnsi="Calibri" w:cs="Calibri"/>
+          <w:color w:val="FFFFFF" w:themeColor="background1"/>
+          <w:sz w:val="20"/>
+          <w:szCs w:val="20"/>
+          <w:highlight w:val="black"/>
+        </w:rPr>
+        <w:t>()</w:t>
+      </w:r>
+      <w:r>
+        <w:rPr>
+          <w:rFonts w:ascii="Calibri" w:hAnsi="Calibri" w:cs="Calibri"/>
+          <w:color w:val="FFFFFF" w:themeColor="background1"/>
+          <w:sz w:val="20"/>
+          <w:szCs w:val="20"/>
+          <w:highlight w:val="black"/>
+        </w:rPr>
+        <w:br/>
+        <w:t>    print(content)</w:t>
+      </w:r>
+    </w:p>
+    <w:p>
+      <w:pPr>
+        <w:rPr>
+          <w:rFonts w:ascii="Calibri" w:hAnsi="Calibri" w:cs="Calibri"/>
+          <w:color w:val="000000" w:themeColor="text1"/>
+          <w:sz w:val="20"/>
+          <w:szCs w:val="20"/>
+        </w:rPr>
+      </w:pPr>
+      <w:r>
+        <w:rPr>
+          <w:rFonts w:ascii="Calibri" w:hAnsi="Calibri" w:cs="Calibri"/>
+          <w:color w:val="000000" w:themeColor="text1"/>
+          <w:sz w:val="20"/>
+          <w:szCs w:val="20"/>
+        </w:rPr>
+        <w:t>Explanation</w:t>
+      </w:r>
+      <w:r>
+        <w:rPr>
+          <w:rFonts w:ascii="Calibri" w:hAnsi="Calibri" w:cs="Calibri"/>
+          <w:color w:val="000000" w:themeColor="text1"/>
+          <w:sz w:val="20"/>
+          <w:szCs w:val="20"/>
+        </w:rPr>
+        <w:t xml:space="preserve">: </w:t>
+      </w:r>
+      <w:r>
+        <w:rPr>
+          <w:rFonts w:ascii="Calibri" w:hAnsi="Calibri" w:cs="Calibri"/>
+          <w:color w:val="000000" w:themeColor="text1"/>
+          <w:sz w:val="20"/>
+          <w:szCs w:val="20"/>
+        </w:rPr>
+        <w:t xml:space="preserve">The program opens the existing my_notes.txt file using the </w:t>
+      </w:r>
+      <w:proofErr w:type="gramStart"/>
+      <w:r>
+        <w:rPr>
+          <w:rFonts w:ascii="Calibri" w:hAnsi="Calibri" w:cs="Calibri"/>
+          <w:color w:val="000000" w:themeColor="text1"/>
+          <w:sz w:val="20"/>
+          <w:szCs w:val="20"/>
+        </w:rPr>
+        <w:t>open(</w:t>
+      </w:r>
+      <w:proofErr w:type="gramEnd"/>
+      <w:r>
+        <w:rPr>
+          <w:rFonts w:ascii="Calibri" w:hAnsi="Calibri" w:cs="Calibri"/>
+          <w:color w:val="000000" w:themeColor="text1"/>
+          <w:sz w:val="20"/>
+          <w:szCs w:val="20"/>
+        </w:rPr>
+        <w:t>) function.</w:t>
+      </w:r>
+      <w:r>
+        <w:rPr>
+          <w:rFonts w:ascii="Calibri" w:hAnsi="Calibri" w:cs="Calibri"/>
+          <w:color w:val="000000" w:themeColor="text1"/>
+          <w:sz w:val="20"/>
+          <w:szCs w:val="20"/>
+        </w:rPr>
+        <w:br/>
+      </w:r>
+      <w:r>
+        <w:rPr>
+          <w:rFonts w:ascii="Calibri" w:hAnsi="Calibri" w:cs="Calibri"/>
+          <w:color w:val="000000" w:themeColor="text1"/>
+          <w:sz w:val="20"/>
+          <w:szCs w:val="20"/>
+        </w:rPr>
+        <w:t>The "r" mode specifies that the file is being opened in read mode.</w:t>
+      </w:r>
+      <w:r>
+        <w:rPr>
+          <w:rFonts w:ascii="Calibri" w:hAnsi="Calibri" w:cs="Calibri"/>
+          <w:color w:val="000000" w:themeColor="text1"/>
+          <w:sz w:val="20"/>
+          <w:szCs w:val="20"/>
+        </w:rPr>
+        <w:br/>
+      </w:r>
+      <w:r>
+        <w:rPr>
+          <w:rFonts w:ascii="Calibri" w:hAnsi="Calibri" w:cs="Calibri"/>
+          <w:color w:val="000000" w:themeColor="text1"/>
+          <w:sz w:val="20"/>
+          <w:szCs w:val="20"/>
+        </w:rPr>
+        <w:t xml:space="preserve">The </w:t>
+      </w:r>
+      <w:proofErr w:type="spellStart"/>
+      <w:proofErr w:type="gramStart"/>
+      <w:r>
+        <w:rPr>
+          <w:rFonts w:ascii="Calibri" w:hAnsi="Calibri" w:cs="Calibri"/>
+          <w:color w:val="000000" w:themeColor="text1"/>
+          <w:sz w:val="20"/>
+          <w:szCs w:val="20"/>
+        </w:rPr>
+        <w:t>file.read</w:t>
+      </w:r>
+      <w:proofErr w:type="spellEnd"/>
+      <w:proofErr w:type="gramEnd"/>
+      <w:r>
+        <w:rPr>
+          <w:rFonts w:ascii="Calibri" w:hAnsi="Calibri" w:cs="Calibri"/>
+          <w:color w:val="000000" w:themeColor="text1"/>
+          <w:sz w:val="20"/>
+          <w:szCs w:val="20"/>
+        </w:rPr>
+        <w:t>() method reads the complete contents of the file and stores the result in the content variable.</w:t>
+      </w:r>
+      <w:r>
+        <w:rPr>
+          <w:rFonts w:ascii="Calibri" w:hAnsi="Calibri" w:cs="Calibri"/>
+          <w:color w:val="000000" w:themeColor="text1"/>
+          <w:sz w:val="20"/>
+          <w:szCs w:val="20"/>
+        </w:rPr>
+        <w:br/>
+      </w:r>
+      <w:r>
+        <w:rPr>
+          <w:rFonts w:ascii="Calibri" w:hAnsi="Calibri" w:cs="Calibri"/>
+          <w:color w:val="000000" w:themeColor="text1"/>
+          <w:sz w:val="20"/>
+          <w:szCs w:val="20"/>
+        </w:rPr>
+        <w:t xml:space="preserve">The </w:t>
+      </w:r>
+      <w:proofErr w:type="gramStart"/>
+      <w:r>
+        <w:rPr>
+          <w:rFonts w:ascii="Calibri" w:hAnsi="Calibri" w:cs="Calibri"/>
+          <w:color w:val="000000" w:themeColor="text1"/>
+          <w:sz w:val="20"/>
+          <w:szCs w:val="20"/>
+        </w:rPr>
+        <w:t>print(</w:t>
+      </w:r>
+      <w:proofErr w:type="gramEnd"/>
+      <w:r>
+        <w:rPr>
+          <w:rFonts w:ascii="Calibri" w:hAnsi="Calibri" w:cs="Calibri"/>
+          <w:color w:val="000000" w:themeColor="text1"/>
+          <w:sz w:val="20"/>
+          <w:szCs w:val="20"/>
+        </w:rPr>
+        <w:t>) function then displays the contents on the terminal.</w:t>
+      </w:r>
+      <w:r>
+        <w:rPr>
+          <w:rFonts w:ascii="Calibri" w:hAnsi="Calibri" w:cs="Calibri"/>
+          <w:color w:val="000000" w:themeColor="text1"/>
+          <w:sz w:val="20"/>
+          <w:szCs w:val="20"/>
+        </w:rPr>
+        <w:br/>
+      </w:r>
+      <w:r>
+        <w:rPr>
+          <w:rFonts w:ascii="Calibri" w:hAnsi="Calibri" w:cs="Calibri"/>
+          <w:color w:val="000000" w:themeColor="text1"/>
+          <w:sz w:val="20"/>
+          <w:szCs w:val="20"/>
+        </w:rPr>
+        <w:t>The with statement manages the file properly and automatically closes it after the operation is completed.</w:t>
+      </w:r>
+    </w:p>
+    <w:p>
+      <w:pPr>
+        <w:rPr>
+          <w:rFonts w:ascii="Calibri" w:hAnsi="Calibri" w:cs="Calibri"/>
+          <w:color w:val="FFFFFF" w:themeColor="background1"/>
           <w:sz w:val="20"/>
           <w:szCs w:val="20"/>
         </w:rPr>
@@ -3043,8 +3544,57 @@
           <w:highlight w:val="yellow"/>
           <w:u w:val="single"/>
         </w:rPr>
-        <w:t>Code</w:t>
-      </w:r>
+        <w:t>Command Used:</w:t>
+      </w:r>
+      <w:r>
+        <w:rPr>
+          <w:rFonts w:ascii="Calibri" w:hAnsi="Calibri" w:cs="Calibri"/>
+          <w:b/>
+          <w:bCs/>
+          <w:color w:val="000000" w:themeColor="text1"/>
+          <w:sz w:val="20"/>
+          <w:szCs w:val="20"/>
+        </w:rPr>
+        <w:br/>
+      </w:r>
+      <w:r>
+        <w:rPr>
+          <w:rFonts w:ascii="Calibri" w:hAnsi="Calibri" w:cs="Calibri"/>
+          <w:color w:val="000000" w:themeColor="text1"/>
+          <w:sz w:val="20"/>
+          <w:szCs w:val="20"/>
+        </w:rPr>
+        <w:t>The program was executed using:</w:t>
+      </w:r>
+      <w:r>
+        <w:rPr>
+          <w:rFonts w:ascii="Calibri" w:hAnsi="Calibri" w:cs="Calibri"/>
+          <w:color w:val="000000" w:themeColor="text1"/>
+          <w:sz w:val="20"/>
+          <w:szCs w:val="20"/>
+        </w:rPr>
+        <w:br/>
+      </w:r>
+      <w:r>
+        <w:rPr>
+          <w:rFonts w:ascii="Calibri" w:hAnsi="Calibri" w:cs="Calibri"/>
+          <w:color w:val="FFFFFF" w:themeColor="background1"/>
+          <w:sz w:val="20"/>
+          <w:szCs w:val="20"/>
+          <w:highlight w:val="black"/>
+        </w:rPr>
+        <w:t>python ReadFromFile.py</w:t>
+      </w:r>
+    </w:p>
+    <w:p>
+      <w:pPr>
+        <w:rPr>
+          <w:rFonts w:ascii="Calibri" w:hAnsi="Calibri" w:cs="Calibri"/>
+          <w:color w:val="FFFFFF" w:themeColor="background1"/>
+          <w:sz w:val="20"/>
+          <w:szCs w:val="20"/>
+        </w:rPr>
+      </w:pPr>
       <w:r>
         <w:rPr>
           <w:rFonts w:ascii="Calibri" w:hAnsi="Calibri" w:cs="Calibri"/>
@@ -3056,187 +3606,56 @@
           <w:highlight w:val="yellow"/>
           <w:u w:val="single"/>
         </w:rPr>
-        <w:t>:</w:t>
-      </w:r>
-      <w:r>
-        <w:rPr>
-          <w:rFonts w:ascii="Calibri" w:hAnsi="Calibri" w:cs="Calibri"/>
-          <w:b/>
-          <w:bCs/>
-          <w:color w:val="000000" w:themeColor="text1"/>
-          <w:sz w:val="20"/>
-          <w:szCs w:val="20"/>
-          <w:u w:val="single"/>
-        </w:rPr>
-        <w:br/>
-      </w:r>
-      <w:r>
-        <w:rPr>
-          <w:rFonts w:ascii="Calibri" w:hAnsi="Calibri" w:cs="Calibri"/>
-          <w:color w:val="FFFFFF" w:themeColor="background1"/>
-          <w:sz w:val="20"/>
-          <w:szCs w:val="20"/>
-          <w:highlight w:val="black"/>
-        </w:rPr>
-        <w:t>with open("my_notes.txt", "r") as file:</w:t>
-      </w:r>
-      <w:r>
-        <w:rPr>
-          <w:rFonts w:ascii="Calibri" w:hAnsi="Calibri" w:cs="Calibri"/>
-          <w:color w:val="FFFFFF" w:themeColor="background1"/>
-          <w:sz w:val="20"/>
-          <w:szCs w:val="20"/>
-          <w:highlight w:val="black"/>
-        </w:rPr>
-        <w:br/>
-      </w:r>
-      <w:r>
-        <w:rPr>
-          <w:rFonts w:ascii="Calibri" w:hAnsi="Calibri" w:cs="Calibri"/>
-          <w:color w:val="FFFFFF" w:themeColor="background1"/>
-          <w:sz w:val="20"/>
-          <w:szCs w:val="20"/>
-          <w:highlight w:val="black"/>
-        </w:rPr>
-        <w:t>    content = file.read()</w:t>
-      </w:r>
-      <w:r>
-        <w:rPr>
-          <w:rFonts w:ascii="Calibri" w:hAnsi="Calibri" w:cs="Calibri"/>
-          <w:color w:val="FFFFFF" w:themeColor="background1"/>
-          <w:sz w:val="20"/>
-          <w:szCs w:val="20"/>
-          <w:highlight w:val="black"/>
-        </w:rPr>
-        <w:br/>
-      </w:r>
-      <w:r>
-        <w:rPr>
-          <w:rFonts w:ascii="Calibri" w:hAnsi="Calibri" w:cs="Calibri"/>
-          <w:color w:val="FFFFFF" w:themeColor="background1"/>
-          <w:sz w:val="20"/>
-          <w:szCs w:val="20"/>
-          <w:highlight w:val="black"/>
-        </w:rPr>
-        <w:t>    print(content)</w:t>
-      </w:r>
-    </w:p>
-    <w:p>
-      <w:pPr>
-        <w:rPr>
-          <w:rFonts w:ascii="Calibri" w:hAnsi="Calibri" w:cs="Calibri"/>
-          <w:color w:val="000000" w:themeColor="text1"/>
-          <w:sz w:val="20"/>
-          <w:szCs w:val="20"/>
-        </w:rPr>
-      </w:pPr>
-      <w:r>
-        <w:rPr>
-          <w:rFonts w:ascii="Calibri" w:hAnsi="Calibri" w:cs="Calibri"/>
-          <w:color w:val="000000" w:themeColor="text1"/>
-          <w:sz w:val="20"/>
-          <w:szCs w:val="20"/>
-        </w:rPr>
-        <w:t>Explanation</w:t>
-      </w:r>
-      <w:r>
-        <w:rPr>
-          <w:rFonts w:ascii="Calibri" w:hAnsi="Calibri" w:cs="Calibri"/>
-          <w:color w:val="000000" w:themeColor="text1"/>
-          <w:sz w:val="20"/>
-          <w:szCs w:val="20"/>
-        </w:rPr>
-        <w:t xml:space="preserve">: </w:t>
-      </w:r>
-      <w:r>
-        <w:rPr>
-          <w:rFonts w:ascii="Calibri" w:hAnsi="Calibri" w:cs="Calibri"/>
-          <w:color w:val="000000" w:themeColor="text1"/>
-          <w:sz w:val="20"/>
-          <w:szCs w:val="20"/>
-        </w:rPr>
-        <w:t>The program opens the existing my_notes.txt file using the open() function.</w:t>
-      </w:r>
-      <w:r>
-        <w:rPr>
-          <w:rFonts w:ascii="Calibri" w:hAnsi="Calibri" w:cs="Calibri"/>
-          <w:color w:val="000000" w:themeColor="text1"/>
-          <w:sz w:val="20"/>
-          <w:szCs w:val="20"/>
-        </w:rPr>
-        <w:br/>
-      </w:r>
-      <w:r>
-        <w:rPr>
-          <w:rFonts w:ascii="Calibri" w:hAnsi="Calibri" w:cs="Calibri"/>
-          <w:color w:val="000000" w:themeColor="text1"/>
-          <w:sz w:val="20"/>
-          <w:szCs w:val="20"/>
-        </w:rPr>
-        <w:t>The "r" mode specifies that the file is being opened in read mode.</w:t>
-      </w:r>
-      <w:r>
-        <w:rPr>
-          <w:rFonts w:ascii="Calibri" w:hAnsi="Calibri" w:cs="Calibri"/>
-          <w:color w:val="000000" w:themeColor="text1"/>
-          <w:sz w:val="20"/>
-          <w:szCs w:val="20"/>
-        </w:rPr>
-        <w:br/>
-      </w:r>
-      <w:r>
-        <w:rPr>
-          <w:rFonts w:ascii="Calibri" w:hAnsi="Calibri" w:cs="Calibri"/>
-          <w:color w:val="000000" w:themeColor="text1"/>
-          <w:sz w:val="20"/>
-          <w:szCs w:val="20"/>
-        </w:rPr>
-        <w:t>The file.read() method reads the complete contents of the file and stores the result in the content variable.</w:t>
-      </w:r>
-      <w:r>
-        <w:rPr>
-          <w:rFonts w:ascii="Calibri" w:hAnsi="Calibri" w:cs="Calibri"/>
-          <w:color w:val="000000" w:themeColor="text1"/>
-          <w:sz w:val="20"/>
-          <w:szCs w:val="20"/>
-        </w:rPr>
-        <w:br/>
-      </w:r>
-      <w:r>
-        <w:rPr>
-          <w:rFonts w:ascii="Calibri" w:hAnsi="Calibri" w:cs="Calibri"/>
-          <w:color w:val="000000" w:themeColor="text1"/>
-          <w:sz w:val="20"/>
-          <w:szCs w:val="20"/>
-        </w:rPr>
-        <w:t>The print() function then displays the contents on the terminal.</w:t>
-      </w:r>
-      <w:r>
-        <w:rPr>
-          <w:rFonts w:ascii="Calibri" w:hAnsi="Calibri" w:cs="Calibri"/>
-          <w:color w:val="000000" w:themeColor="text1"/>
-          <w:sz w:val="20"/>
-          <w:szCs w:val="20"/>
-        </w:rPr>
-        <w:br/>
-      </w:r>
-      <w:r>
-        <w:rPr>
-          <w:rFonts w:ascii="Calibri" w:hAnsi="Calibri" w:cs="Calibri"/>
-          <w:color w:val="000000" w:themeColor="text1"/>
-          <w:sz w:val="20"/>
-          <w:szCs w:val="20"/>
-        </w:rPr>
-        <w:t>The with statement manages the file properly and automatically closes it after the operation is completed.</w:t>
-      </w:r>
-    </w:p>
-    <w:p>
-      <w:pPr>
-        <w:rPr>
-          <w:rFonts w:ascii="Calibri" w:hAnsi="Calibri" w:cs="Calibri"/>
-          <w:color w:val="FFFFFF" w:themeColor="background1"/>
-          <w:sz w:val="20"/>
-          <w:szCs w:val="20"/>
+        <w:t>Result:</w:t>
+      </w:r>
+      <w:r>
+        <w:rPr>
+          <w:rFonts w:ascii="Calibri" w:hAnsi="Calibri" w:cs="Calibri"/>
+          <w:color w:val="000000" w:themeColor="text1"/>
+          <w:sz w:val="20"/>
+          <w:szCs w:val="20"/>
+        </w:rPr>
+        <w:br/>
+      </w:r>
+      <w:r>
+        <w:rPr>
+          <w:rFonts w:ascii="Calibri" w:hAnsi="Calibri" w:cs="Calibri"/>
+          <w:color w:val="000000" w:themeColor="text1"/>
+          <w:sz w:val="20"/>
+          <w:szCs w:val="20"/>
+        </w:rPr>
+        <w:t>The program successfully read and displayed the contents of my_notes.txt:</w:t>
+      </w:r>
+      <w:r>
+        <w:rPr>
+          <w:rFonts w:ascii="Calibri" w:hAnsi="Calibri" w:cs="Calibri"/>
+          <w:color w:val="000000" w:themeColor="text1"/>
+          <w:sz w:val="20"/>
+          <w:szCs w:val="20"/>
+        </w:rPr>
+        <w:br/>
+      </w:r>
+      <w:r>
+        <w:rPr>
+          <w:rFonts w:ascii="Calibri" w:hAnsi="Calibri" w:cs="Calibri"/>
+          <w:color w:val="FFFFFF" w:themeColor="background1"/>
+          <w:sz w:val="20"/>
+          <w:szCs w:val="20"/>
+          <w:highlight w:val="black"/>
+        </w:rPr>
+        <w:t>This is my first Python file.</w:t>
+      </w:r>
+    </w:p>
+    <w:p>
+      <w:pPr>
+        <w:rPr>
+          <w:rFonts w:ascii="Calibri" w:hAnsi="Calibri" w:cs="Calibri"/>
+          <w:b/>
+          <w:bCs/>
+          <w:color w:val="000000" w:themeColor="text1"/>
+          <w:sz w:val="20"/>
+          <w:szCs w:val="20"/>
+          <w:u w:val="single"/>
         </w:rPr>
       </w:pPr>
       <w:r>
@@ -3250,190 +3669,27 @@
           <w:highlight w:val="yellow"/>
           <w:u w:val="single"/>
         </w:rPr>
-        <w:t>Command Used</w:t>
-      </w:r>
-      <w:r>
-        <w:rPr>
-          <w:rFonts w:ascii="Calibri" w:hAnsi="Calibri" w:cs="Calibri"/>
-          <w:b/>
-          <w:bCs/>
-          <w:color w:val="000000" w:themeColor="text1"/>
-          <w:sz w:val="20"/>
-          <w:szCs w:val="20"/>
-          <w:highlight w:val="yellow"/>
-          <w:u w:val="single"/>
-        </w:rPr>
-        <w:t>:</w:t>
-      </w:r>
-      <w:r>
-        <w:rPr>
-          <w:rFonts w:ascii="Calibri" w:hAnsi="Calibri" w:cs="Calibri"/>
-          <w:b/>
-          <w:bCs/>
-          <w:color w:val="000000" w:themeColor="text1"/>
-          <w:sz w:val="20"/>
-          <w:szCs w:val="20"/>
-        </w:rPr>
-        <w:br/>
-      </w:r>
-      <w:r>
-        <w:rPr>
-          <w:rFonts w:ascii="Calibri" w:hAnsi="Calibri" w:cs="Calibri"/>
-          <w:color w:val="000000" w:themeColor="text1"/>
-          <w:sz w:val="20"/>
-          <w:szCs w:val="20"/>
-        </w:rPr>
-        <w:t>The program was executed using:</w:t>
-      </w:r>
-      <w:r>
-        <w:rPr>
-          <w:rFonts w:ascii="Calibri" w:hAnsi="Calibri" w:cs="Calibri"/>
-          <w:color w:val="000000" w:themeColor="text1"/>
-          <w:sz w:val="20"/>
-          <w:szCs w:val="20"/>
-        </w:rPr>
-        <w:br/>
-      </w:r>
-      <w:r>
-        <w:rPr>
-          <w:rFonts w:ascii="Calibri" w:hAnsi="Calibri" w:cs="Calibri"/>
-          <w:color w:val="FFFFFF" w:themeColor="background1"/>
-          <w:sz w:val="20"/>
-          <w:szCs w:val="20"/>
-          <w:highlight w:val="black"/>
-        </w:rPr>
-        <w:t>python ReadFromFile.py</w:t>
-      </w:r>
-    </w:p>
-    <w:p>
-      <w:pPr>
-        <w:rPr>
-          <w:rFonts w:ascii="Calibri" w:hAnsi="Calibri" w:cs="Calibri"/>
-          <w:color w:val="FFFFFF" w:themeColor="background1"/>
-          <w:sz w:val="20"/>
-          <w:szCs w:val="20"/>
-        </w:rPr>
-      </w:pPr>
-      <w:r>
-        <w:rPr>
-          <w:rFonts w:ascii="Calibri" w:hAnsi="Calibri" w:cs="Calibri"/>
-          <w:b/>
-          <w:bCs/>
-          <w:color w:val="000000" w:themeColor="text1"/>
-          <w:sz w:val="20"/>
-          <w:szCs w:val="20"/>
-          <w:highlight w:val="yellow"/>
-          <w:u w:val="single"/>
-        </w:rPr>
-        <w:t>Result</w:t>
-      </w:r>
-      <w:r>
-        <w:rPr>
-          <w:rFonts w:ascii="Calibri" w:hAnsi="Calibri" w:cs="Calibri"/>
-          <w:b/>
-          <w:bCs/>
-          <w:color w:val="000000" w:themeColor="text1"/>
-          <w:sz w:val="20"/>
-          <w:szCs w:val="20"/>
-          <w:highlight w:val="yellow"/>
-          <w:u w:val="single"/>
-        </w:rPr>
-        <w:t>:</w:t>
-      </w:r>
-      <w:r>
-        <w:rPr>
-          <w:rFonts w:ascii="Calibri" w:hAnsi="Calibri" w:cs="Calibri"/>
-          <w:color w:val="000000" w:themeColor="text1"/>
-          <w:sz w:val="20"/>
-          <w:szCs w:val="20"/>
-        </w:rPr>
-        <w:br/>
-      </w:r>
-      <w:r>
-        <w:rPr>
-          <w:rFonts w:ascii="Calibri" w:hAnsi="Calibri" w:cs="Calibri"/>
-          <w:color w:val="000000" w:themeColor="text1"/>
-          <w:sz w:val="20"/>
-          <w:szCs w:val="20"/>
-        </w:rPr>
-        <w:t>The program successfully read and displayed the contents of my_notes.txt:</w:t>
-      </w:r>
-      <w:r>
-        <w:rPr>
-          <w:rFonts w:ascii="Calibri" w:hAnsi="Calibri" w:cs="Calibri"/>
-          <w:color w:val="000000" w:themeColor="text1"/>
-          <w:sz w:val="20"/>
-          <w:szCs w:val="20"/>
-        </w:rPr>
-        <w:br/>
-      </w:r>
-      <w:r>
-        <w:rPr>
-          <w:rFonts w:ascii="Calibri" w:hAnsi="Calibri" w:cs="Calibri"/>
-          <w:color w:val="FFFFFF" w:themeColor="background1"/>
-          <w:sz w:val="20"/>
-          <w:szCs w:val="20"/>
-          <w:highlight w:val="black"/>
-        </w:rPr>
-        <w:t>This is my first Python file.</w:t>
-      </w:r>
-    </w:p>
-    <w:p>
-      <w:pPr>
-        <w:rPr>
-          <w:rFonts w:ascii="Calibri" w:hAnsi="Calibri" w:cs="Calibri"/>
-          <w:b/>
-          <w:bCs/>
-          <w:color w:val="000000" w:themeColor="text1"/>
-          <w:sz w:val="20"/>
-          <w:szCs w:val="20"/>
-          <w:u w:val="single"/>
-        </w:rPr>
-      </w:pPr>
-      <w:r>
-        <w:rPr>
-          <w:rFonts w:ascii="Calibri" w:hAnsi="Calibri" w:cs="Calibri"/>
-          <w:b/>
-          <w:bCs/>
-          <w:color w:val="000000" w:themeColor="text1"/>
-          <w:sz w:val="20"/>
-          <w:szCs w:val="20"/>
-          <w:highlight w:val="yellow"/>
-          <w:u w:val="single"/>
-        </w:rPr>
-        <w:t>Screenshot</w:t>
-      </w:r>
-      <w:r>
-        <w:rPr>
-          <w:rFonts w:ascii="Calibri" w:hAnsi="Calibri" w:cs="Calibri"/>
-          <w:b/>
-          <w:bCs/>
-          <w:color w:val="000000" w:themeColor="text1"/>
-          <w:sz w:val="20"/>
-          <w:szCs w:val="20"/>
-          <w:highlight w:val="yellow"/>
-          <w:u w:val="single"/>
-        </w:rPr>
-        <w:t>:</w:t>
-      </w:r>
-    </w:p>
-    <w:p>
-      <w:pPr>
-        <w:rPr>
-          <w:rFonts w:ascii="Calibri" w:hAnsi="Calibri" w:cs="Calibri"/>
-          <w:b/>
-          <w:bCs/>
-          <w:color w:val="000000" w:themeColor="text1"/>
-          <w:sz w:val="20"/>
-          <w:szCs w:val="20"/>
-          <w:u w:val="single"/>
-        </w:rPr>
-      </w:pPr>
-      <w:r>
-        <w:rPr>
-          <w:rFonts w:ascii="Calibri" w:hAnsi="Calibri" w:cs="Calibri"/>
-          <w:b/>
-          <w:bCs/>
+        <w:t>Screenshot:</w:t>
+      </w:r>
+    </w:p>
+    <w:p>
+      <w:pPr>
+        <w:rPr>
+          <w:rFonts w:ascii="Calibri" w:hAnsi="Calibri" w:cs="Calibri"/>
+          <w:b/>
+          <w:bCs/>
+          <w:color w:val="000000" w:themeColor="text1"/>
+          <w:sz w:val="20"/>
+          <w:szCs w:val="20"/>
+          <w:u w:val="single"/>
+        </w:rPr>
+      </w:pPr>
+      <w:r>
+        <w:rPr>
+          <w:rFonts w:ascii="Calibri" w:hAnsi="Calibri" w:cs="Calibri"/>
+          <w:b/>
+          <w:bCs/>
+          <w:noProof/>
           <w:color w:val="000000" w:themeColor="text1"/>
           <w:sz w:val="20"/>
           <w:szCs w:val="20"/>
@@ -3475,6 +3731,85 @@
           </wp:inline>
         </w:drawing>
       </w:r>
+    </w:p>
+    <w:p>
+      <w:pPr>
+        <w:rPr>
+          <w:rFonts w:ascii="Calibri" w:hAnsi="Calibri" w:cs="Calibri"/>
+          <w:b/>
+          <w:bCs/>
+          <w:color w:val="000000" w:themeColor="text1"/>
+          <w:sz w:val="20"/>
+          <w:szCs w:val="20"/>
+          <w:u w:val="single"/>
+        </w:rPr>
+      </w:pPr>
+    </w:p>
+    <w:p>
+      <w:pPr>
+        <w:rPr>
+          <w:rFonts w:ascii="Calibri" w:hAnsi="Calibri" w:cs="Calibri"/>
+          <w:color w:val="000000" w:themeColor="text1"/>
+          <w:sz w:val="20"/>
+          <w:szCs w:val="20"/>
+        </w:rPr>
+      </w:pPr>
+      <w:r>
+        <w:rPr>
+          <w:rFonts w:ascii="Calibri" w:hAnsi="Calibri" w:cs="Calibri"/>
+          <w:b/>
+          <w:bCs/>
+          <w:color w:val="000000" w:themeColor="text1"/>
+          <w:sz w:val="20"/>
+          <w:szCs w:val="20"/>
+          <w:highlight w:val="yellow"/>
+          <w:u w:val="single"/>
+        </w:rPr>
+        <w:t>GitHub Repository Link</w:t>
+      </w:r>
+      <w:r>
+        <w:rPr>
+          <w:rFonts w:ascii="Calibri" w:hAnsi="Calibri" w:cs="Calibri"/>
+          <w:b/>
+          <w:bCs/>
+          <w:color w:val="000000" w:themeColor="text1"/>
+          <w:sz w:val="20"/>
+          <w:szCs w:val="20"/>
+          <w:highlight w:val="yellow"/>
+          <w:u w:val="single"/>
+        </w:rPr>
+        <w:t>:</w:t>
+      </w:r>
+      <w:r>
+        <w:rPr>
+          <w:rFonts w:ascii="Calibri" w:hAnsi="Calibri" w:cs="Calibri"/>
+          <w:color w:val="000000" w:themeColor="text1"/>
+          <w:sz w:val="20"/>
+          <w:szCs w:val="20"/>
+        </w:rPr>
+        <w:t xml:space="preserve"> </w:t>
+      </w:r>
+      <w:hyperlink r:id="rId10" w:history="1">
+        <w:r>
+          <w:rPr>
+            <w:rStyle w:val="Hyperlink"/>
+            <w:rFonts w:ascii="Calibri" w:hAnsi="Calibri" w:cs="Calibri"/>
+            <w:sz w:val="20"/>
+            <w:szCs w:val="20"/>
+          </w:rPr>
+          <w:t>https://github.com/informimran-netizen/Python_and_Bash_Imran</w:t>
+        </w:r>
+      </w:hyperlink>
+    </w:p>
+    <w:p>
+      <w:pPr>
+        <w:rPr>
+          <w:rFonts w:ascii="Calibri" w:hAnsi="Calibri" w:cs="Calibri"/>
+          <w:color w:val="000000" w:themeColor="text1"/>
+          <w:sz w:val="20"/>
+          <w:szCs w:val="20"/>
+        </w:rPr>
+      </w:pPr>
     </w:p>
     <w:sectPr>
       <w:pgSz w:w="11906" w:h="16838"/>
@@ -5015,6 +5350,29 @@
       <w:spacing w:val="5"/>
     </w:rPr>
   </w:style>
+  <w:style w:type="character" w:styleId="Hyperlink">
+    <w:name w:val="Hyperlink"/>
+    <w:basedOn w:val="DefaultParagraphFont"/>
+    <w:uiPriority w:val="99"/>
+    <w:unhideWhenUsed/>
+    <w:rsid w:val="009E2300"/>
+    <w:rPr>
+      <w:color w:val="467886" w:themeColor="hyperlink"/>
+      <w:u w:val="single"/>
+    </w:rPr>
+  </w:style>
+  <w:style w:type="character" w:styleId="UnresolvedMention">
+    <w:name w:val="Unresolved Mention"/>
+    <w:basedOn w:val="DefaultParagraphFont"/>
+    <w:uiPriority w:val="99"/>
+    <w:semiHidden/>
+    <w:unhideWhenUsed/>
+    <w:rsid w:val="009E2300"/>
+    <w:rPr>
+      <w:color w:val="605E5C"/>
+      <w:shd w:val="clear" w:color="auto" w:fill="E1DFDD"/>
+    </w:rPr>
+  </w:style>
 </w:styles>
 </file>
 
